--- a/docs/deep-dive-manuel-bot-whatsapp.docx
+++ b/docs/deep-dive-manuel-bot-whatsapp.docx
@@ -2,7 +2,7 @@
 <file path=word/document.xml><?xml version="1.0" encoding="utf-8"?>
 <w:document xmlns:w="http://schemas.openxmlformats.org/wordprocessingml/2006/main" xmlns:m="http://schemas.openxmlformats.org/officeDocument/2006/math" xmlns:r="http://schemas.openxmlformats.org/officeDocument/2006/relationships" xmlns:o="urn:schemas-microsoft-com:office:office" xmlns:v="urn:schemas-microsoft-com:vml" xmlns:w10="urn:schemas-microsoft-com:office:word" xmlns:a="http://schemas.openxmlformats.org/drawingml/2006/main" xmlns:pic="http://schemas.openxmlformats.org/drawingml/2006/picture" xmlns:wp="http://schemas.openxmlformats.org/drawingml/2006/wordprocessingDrawing">
   <w:body>
-    <w:bookmarkStart w:id="163" w:name="manuel-technique--bot-whatsapp-pièces"/>
+    <w:bookmarkStart w:id="152" w:name="manuel-technique--bot-whatsapp-pièces"/>
     <w:p>
       <w:pPr>
         <w:pStyle w:val="Heading1"/>
@@ -84,7 +84,7 @@
         </w:pict>
       </w:r>
     </w:p>
-    <w:bookmarkStart w:id="20" w:name="table-des-matières"/>
+    <w:bookmarkStart w:id="9" w:name="table-des-matières"/>
     <w:p>
       <w:pPr>
         <w:pStyle w:val="Heading2"/>
@@ -610,8 +610,8 @@
         </w:pict>
       </w:r>
     </w:p>
-    <w:bookmarkEnd w:id="20"/>
-    <w:bookmarkStart w:id="24" w:name="Xb06d1ce05ac25496f058ebdac3863e034e8e552"/>
+    <w:bookmarkEnd w:id="9"/>
+    <w:bookmarkStart w:id="13" w:name="Xb06d1ce05ac25496f058ebdac3863e034e8e552"/>
     <w:p>
       <w:pPr>
         <w:pStyle w:val="Heading2"/>
@@ -641,7 +641,7 @@
         <w:t xml:space="preserve">. Il remplit deux fonctions :</w:t>
       </w:r>
     </w:p>
-    <w:bookmarkStart w:id="21" w:name="Xb666766fa3c8e04b8d3ece6fb8040e1d9f54e10"/>
+    <w:bookmarkStart w:id="10" w:name="Xb666766fa3c8e04b8d3ece6fb8040e1d9f54e10"/>
     <w:p>
       <w:pPr>
         <w:pStyle w:val="Heading3"/>
@@ -732,8 +732,8 @@
         <w:t xml:space="preserve">                                     Identification en cours..."</w:t>
       </w:r>
     </w:p>
-    <w:bookmarkEnd w:id="21"/>
-    <w:bookmarkStart w:id="22" w:name="X06fbbe9cbd5bb1b7b4175997628932abbfd639f"/>
+    <w:bookmarkEnd w:id="10"/>
+    <w:bookmarkStart w:id="11" w:name="X06fbbe9cbd5bb1b7b4175997628932abbfd639f"/>
     <w:p>
       <w:pPr>
         <w:pStyle w:val="Heading3"/>
@@ -824,8 +824,8 @@
         <w:t xml:space="preserve">                                     La pièce est-elle conforme?"</w:t>
       </w:r>
     </w:p>
-    <w:bookmarkEnd w:id="22"/>
-    <w:bookmarkStart w:id="23" w:name="X5c266bbf913663c9ff34855a30721285cd2dac8"/>
+    <w:bookmarkEnd w:id="11"/>
+    <w:bookmarkStart w:id="12" w:name="X5c266bbf913663c9ff34855a30721285cd2dac8"/>
     <w:p>
       <w:pPr>
         <w:pStyle w:val="Heading3"/>
@@ -999,9 +999,9 @@
         </w:pict>
       </w:r>
     </w:p>
-    <w:bookmarkEnd w:id="23"/>
-    <w:bookmarkEnd w:id="24"/>
-    <w:bookmarkStart w:id="27" w:name="Xeeff45521e39f2c6b3238264fc688a9790604ec"/>
+    <w:bookmarkEnd w:id="12"/>
+    <w:bookmarkEnd w:id="13"/>
+    <w:bookmarkStart w:id="16" w:name="Xeeff45521e39f2c6b3238264fc688a9790604ec"/>
     <w:p>
       <w:pPr>
         <w:pStyle w:val="Heading2"/>
@@ -1010,7 +1010,7 @@
         <w:t xml:space="preserve">2. Architecture technique</w:t>
       </w:r>
     </w:p>
-    <w:bookmarkStart w:id="25" w:name="Xb0e0f4eaecfa622a83d5607f51812c367c26339"/>
+    <w:bookmarkStart w:id="14" w:name="Xb0e0f4eaecfa622a83d5607f51812c367c26339"/>
     <w:p>
       <w:pPr>
         <w:pStyle w:val="Heading3"/>
@@ -1369,8 +1369,8 @@
         <w:t xml:space="preserve">└──────────────────┘  └──────────────────┘</w:t>
       </w:r>
     </w:p>
-    <w:bookmarkEnd w:id="25"/>
-    <w:bookmarkStart w:id="26" w:name="X40fb75bf78d902b2edad246db593be45d56d7db"/>
+    <w:bookmarkEnd w:id="14"/>
+    <w:bookmarkStart w:id="15" w:name="X40fb75bf78d902b2edad246db593be45d56d7db"/>
     <w:p>
       <w:pPr>
         <w:pStyle w:val="Heading3"/>
@@ -1427,9 +1427,9 @@
         </w:pict>
       </w:r>
     </w:p>
-    <w:bookmarkEnd w:id="26"/>
-    <w:bookmarkEnd w:id="27"/>
-    <w:bookmarkStart w:id="32" w:name="Xdd2627ed13928e86cbf7d18deff84b9746b45d1"/>
+    <w:bookmarkEnd w:id="15"/>
+    <w:bookmarkEnd w:id="16"/>
+    <w:bookmarkStart w:id="21" w:name="Xdd2627ed13928e86cbf7d18deff84b9746b45d1"/>
     <w:p>
       <w:pPr>
         <w:pStyle w:val="Heading2"/>
@@ -1438,7 +1438,7 @@
         <w:t xml:space="preserve">3. Intégration Meta Cloud API</w:t>
       </w:r>
     </w:p>
-    <w:bookmarkStart w:id="28" w:name="X1b97ab4d6bbd7771bd87f029dca60953c4938ca"/>
+    <w:bookmarkStart w:id="17" w:name="X1b97ab4d6bbd7771bd87f029dca60953c4938ca"/>
     <w:p>
       <w:pPr>
         <w:pStyle w:val="Heading3"/>
@@ -1584,8 +1584,8 @@
         </w:tc>
       </w:tr>
     </w:tbl>
-    <w:bookmarkEnd w:id="28"/>
-    <w:bookmarkStart w:id="29" w:name="Xaa3fcaed76eee3f421dc10b934b90ba9c6cfd2e"/>
+    <w:bookmarkEnd w:id="17"/>
+    <w:bookmarkStart w:id="18" w:name="Xaa3fcaed76eee3f421dc10b934b90ba9c6cfd2e"/>
     <w:p>
       <w:pPr>
         <w:pStyle w:val="Heading3"/>
@@ -1632,8 +1632,8 @@
         <w:t xml:space="preserve">  Content-Type: application/json</w:t>
       </w:r>
     </w:p>
-    <w:bookmarkEnd w:id="29"/>
-    <w:bookmarkStart w:id="30" w:name="X66c595643ce2663e3974445ad5c7b53d78c982b"/>
+    <w:bookmarkEnd w:id="18"/>
+    <w:bookmarkStart w:id="19" w:name="X66c595643ce2663e3974445ad5c7b53d78c982b"/>
     <w:p>
       <w:pPr>
         <w:pStyle w:val="Heading3"/>
@@ -2720,8 +2720,8 @@
         <w:t xml:space="preserve">}</w:t>
       </w:r>
     </w:p>
-    <w:bookmarkEnd w:id="30"/>
-    <w:bookmarkStart w:id="31" w:name="Xf5e1e50eb502a14e0e7200d9beaf83758d1d53c"/>
+    <w:bookmarkEnd w:id="19"/>
+    <w:bookmarkStart w:id="20" w:name="Xf5e1e50eb502a14e0e7200d9beaf83758d1d53c"/>
     <w:p>
       <w:pPr>
         <w:pStyle w:val="Heading3"/>
@@ -2847,9 +2847,9 @@
         </w:pict>
       </w:r>
     </w:p>
-    <w:bookmarkEnd w:id="31"/>
-    <w:bookmarkEnd w:id="32"/>
-    <w:bookmarkStart w:id="35" w:name="X9d41468df908f0f78cfc4ddebd077362a4727d0"/>
+    <w:bookmarkEnd w:id="20"/>
+    <w:bookmarkEnd w:id="21"/>
+    <w:bookmarkStart w:id="24" w:name="X9d41468df908f0f78cfc4ddebd077362a4727d0"/>
     <w:p>
       <w:pPr>
         <w:pStyle w:val="Heading2"/>
@@ -2858,7 +2858,7 @@
         <w:t xml:space="preserve">4. Configuration et variables d'environnement</w:t>
       </w:r>
     </w:p>
-    <w:bookmarkStart w:id="33" w:name="Xe33c93466f83db14e88c3462c035da8762e5b97"/>
+    <w:bookmarkStart w:id="22" w:name="Xe33c93466f83db14e88c3462c035da8762e5b97"/>
     <w:p>
       <w:pPr>
         <w:pStyle w:val="Heading3"/>
@@ -2986,8 +2986,8 @@
         <w:t xml:space="preserve"># Secret HMAC pour validation webhook</w:t>
       </w:r>
     </w:p>
-    <w:bookmarkEnd w:id="33"/>
-    <w:bookmarkStart w:id="34" w:name="X5ee910728d6652ee3174ba75b958180ddc47aaf"/>
+    <w:bookmarkEnd w:id="22"/>
+    <w:bookmarkStart w:id="23" w:name="X5ee910728d6652ee3174ba75b958180ddc47aaf"/>
     <w:p>
       <w:pPr>
         <w:pStyle w:val="Heading3"/>
@@ -3194,9 +3194,9 @@
         </w:pict>
       </w:r>
     </w:p>
-    <w:bookmarkEnd w:id="34"/>
-    <w:bookmarkEnd w:id="35"/>
-    <w:bookmarkStart w:id="40" w:name="Xcf1e6ecd8004e16ed0baea2375a017221c53c7a"/>
+    <w:bookmarkEnd w:id="23"/>
+    <w:bookmarkEnd w:id="24"/>
+    <w:bookmarkStart w:id="29" w:name="Xcf1e6ecd8004e16ed0baea2375a017221c53c7a"/>
     <w:p>
       <w:pPr>
         <w:pStyle w:val="Heading2"/>
@@ -3205,7 +3205,7 @@
         <w:t xml:space="preserve">5. Webhook : vérification (GET)</w:t>
       </w:r>
     </w:p>
-    <w:bookmarkStart w:id="36" w:name="X857a8c31bf56bee4b7f53cbf015ff2e63db768d"/>
+    <w:bookmarkStart w:id="25" w:name="X857a8c31bf56bee4b7f53cbf015ff2e63db768d"/>
     <w:p>
       <w:pPr>
         <w:pStyle w:val="Heading3"/>
@@ -3225,8 +3225,8 @@
         <w:t xml:space="preserve">GET /api/v1/whatsapp/webhook</w:t>
       </w:r>
     </w:p>
-    <w:bookmarkEnd w:id="36"/>
-    <w:bookmarkStart w:id="37" w:name="Xd25a144c90afbf06d4a4018db6b6992901f06e7"/>
+    <w:bookmarkEnd w:id="25"/>
+    <w:bookmarkStart w:id="26" w:name="Xd25a144c90afbf06d4a4018db6b6992901f06e7"/>
     <w:p>
       <w:pPr>
         <w:pStyle w:val="Heading3"/>
@@ -3259,8 +3259,8 @@
         <w:t xml:space="preserve">que votre serveur est bien le destinataire du webhook. Cette vérification se fait une seule fois lors de la configuration.</w:t>
       </w:r>
     </w:p>
-    <w:bookmarkEnd w:id="37"/>
-    <w:bookmarkStart w:id="38" w:name="X22fbcfb11d825904398c1c220e206c082d852b1"/>
+    <w:bookmarkEnd w:id="26"/>
+    <w:bookmarkStart w:id="27" w:name="X22fbcfb11d825904398c1c220e206c082d852b1"/>
     <w:p>
       <w:pPr>
         <w:pStyle w:val="Heading3"/>
@@ -3406,8 +3406,8 @@
         </w:tc>
       </w:tr>
     </w:tbl>
-    <w:bookmarkEnd w:id="38"/>
-    <w:bookmarkStart w:id="39" w:name="Xa29ae9d8979fd4518c945a674404dcad84f0e03"/>
+    <w:bookmarkEnd w:id="27"/>
+    <w:bookmarkStart w:id="28" w:name="Xa29ae9d8979fd4518c945a674404dcad84f0e03"/>
     <w:p>
       <w:pPr>
         <w:pStyle w:val="Heading3"/>
@@ -3515,9 +3515,9 @@
         </w:pict>
       </w:r>
     </w:p>
-    <w:bookmarkEnd w:id="39"/>
-    <w:bookmarkEnd w:id="40"/>
-    <w:bookmarkStart w:id="45" w:name="X265fb42b103bd7ecf595e8ac18859356055cb75"/>
+    <w:bookmarkEnd w:id="28"/>
+    <w:bookmarkEnd w:id="29"/>
+    <w:bookmarkStart w:id="34" w:name="X265fb42b103bd7ecf595e8ac18859356055cb75"/>
     <w:p>
       <w:pPr>
         <w:pStyle w:val="Heading2"/>
@@ -3526,7 +3526,7 @@
         <w:t xml:space="preserve">6. Webhook : réception des messages (POST)</w:t>
       </w:r>
     </w:p>
-    <w:bookmarkStart w:id="41" w:name="Xa36c21343686d4bb2bf397cfb739b32309e5e6c"/>
+    <w:bookmarkStart w:id="30" w:name="Xa36c21343686d4bb2bf397cfb739b32309e5e6c"/>
     <w:p>
       <w:pPr>
         <w:pStyle w:val="Heading3"/>
@@ -3546,8 +3546,8 @@
         <w:t xml:space="preserve">POST /api/v1/whatsapp/webhook</w:t>
       </w:r>
     </w:p>
-    <w:bookmarkEnd w:id="41"/>
-    <w:bookmarkStart w:id="42" w:name="X81bec89746e0106b7c782ef901e0d6660870993"/>
+    <w:bookmarkEnd w:id="30"/>
+    <w:bookmarkStart w:id="31" w:name="X81bec89746e0106b7c782ef901e0d6660870993"/>
     <w:p>
       <w:pPr>
         <w:pStyle w:val="Heading3"/>
@@ -4479,8 +4479,8 @@
         <w:t xml:space="preserve">}</w:t>
       </w:r>
     </w:p>
-    <w:bookmarkEnd w:id="42"/>
-    <w:bookmarkStart w:id="43" w:name="X93932b87f4b06e664ce2b18cc3bb0e58368c482"/>
+    <w:bookmarkEnd w:id="31"/>
+    <w:bookmarkStart w:id="32" w:name="X93932b87f4b06e664ce2b18cc3bb0e58368c482"/>
     <w:p>
       <w:pPr>
         <w:pStyle w:val="Heading3"/>
@@ -4686,8 +4686,8 @@
         <w:t xml:space="preserve">entry[0].changes[0].value.messages[0].image.id  → image</w:t>
       </w:r>
     </w:p>
-    <w:bookmarkEnd w:id="43"/>
-    <w:bookmarkStart w:id="44" w:name="Xc1e57cb66772f9177e6e7de5669bcd166bdf070"/>
+    <w:bookmarkEnd w:id="32"/>
+    <w:bookmarkStart w:id="33" w:name="Xc1e57cb66772f9177e6e7de5669bcd166bdf070"/>
     <w:p>
       <w:pPr>
         <w:pStyle w:val="Heading3"/>
@@ -4727,9 +4727,9 @@
         </w:pict>
       </w:r>
     </w:p>
-    <w:bookmarkEnd w:id="44"/>
-    <w:bookmarkEnd w:id="45"/>
-    <w:bookmarkStart w:id="50" w:name="Xc3385ee811aba6302c17df23e6eb6ebbd279eca"/>
+    <w:bookmarkEnd w:id="33"/>
+    <w:bookmarkEnd w:id="34"/>
+    <w:bookmarkStart w:id="39" w:name="Xc3385ee811aba6302c17df23e6eb6ebbd279eca"/>
     <w:p>
       <w:pPr>
         <w:pStyle w:val="Heading2"/>
@@ -4738,7 +4738,7 @@
         <w:t xml:space="preserve">7. Sécurité HMAC SHA-256</w:t>
       </w:r>
     </w:p>
-    <w:bookmarkStart w:id="46" w:name="Xf80638d9cd5cc6b1f9a9945d860c594487c097a"/>
+    <w:bookmarkStart w:id="35" w:name="Xf80638d9cd5cc6b1f9a9945d860c594487c097a"/>
     <w:p>
       <w:pPr>
         <w:pStyle w:val="Heading3"/>
@@ -4768,8 +4768,8 @@
         <w:t xml:space="preserve">. Cela garantit que le message provient bien de Meta et n'a pas été altéré.</w:t>
       </w:r>
     </w:p>
-    <w:bookmarkEnd w:id="46"/>
-    <w:bookmarkStart w:id="47" w:name="Xe7a85608625fe77572f6fcbc6d8eff82ea1a4e7"/>
+    <w:bookmarkEnd w:id="35"/>
+    <w:bookmarkStart w:id="36" w:name="Xe7a85608625fe77572f6fcbc6d8eff82ea1a4e7"/>
     <w:p>
       <w:pPr>
         <w:pStyle w:val="Heading3"/>
@@ -4855,8 +4855,8 @@
         <w:t xml:space="preserve">  4. Si mismatch → 401 Unauthorized</w:t>
       </w:r>
     </w:p>
-    <w:bookmarkEnd w:id="47"/>
-    <w:bookmarkStart w:id="48" w:name="Xbaf52c6df35258dce77fb90b59b3e263d27c28f"/>
+    <w:bookmarkEnd w:id="36"/>
+    <w:bookmarkStart w:id="37" w:name="Xbaf52c6df35258dce77fb90b59b3e263d27c28f"/>
     <w:p>
       <w:pPr>
         <w:pStyle w:val="Heading3"/>
@@ -5233,8 +5233,8 @@
         <w:t xml:space="preserve">}</w:t>
       </w:r>
     </w:p>
-    <w:bookmarkEnd w:id="48"/>
-    <w:bookmarkStart w:id="49" w:name="Xd4c70f6234ccb7c20845b5393258a0c0a06e508"/>
+    <w:bookmarkEnd w:id="37"/>
+    <w:bookmarkStart w:id="38" w:name="Xd4c70f6234ccb7c20845b5393258a0c0a06e508"/>
     <w:p>
       <w:pPr>
         <w:pStyle w:val="Heading3"/>
@@ -5312,9 +5312,9 @@
         </w:pict>
       </w:r>
     </w:p>
-    <w:bookmarkEnd w:id="49"/>
-    <w:bookmarkEnd w:id="50"/>
-    <w:bookmarkStart w:id="54" w:name="X7149cb068efa774644f822d7efbb46265dba2b3"/>
+    <w:bookmarkEnd w:id="38"/>
+    <w:bookmarkEnd w:id="39"/>
+    <w:bookmarkStart w:id="43" w:name="X7149cb068efa774644f822d7efbb46265dba2b3"/>
     <w:p>
       <w:pPr>
         <w:pStyle w:val="Heading2"/>
@@ -5323,7 +5323,7 @@
         <w:t xml:space="preserve">8. Commandes du bot</w:t>
       </w:r>
     </w:p>
-    <w:bookmarkStart w:id="51" w:name="X61151062b2c6bb0e1aa4712838c0fb50b5f6e99"/>
+    <w:bookmarkStart w:id="40" w:name="X61151062b2c6bb0e1aa4712838c0fb50b5f6e99"/>
     <w:p>
       <w:pPr>
         <w:pStyle w:val="Heading3"/>
@@ -5581,8 +5581,8 @@
         </w:tc>
       </w:tr>
     </w:tbl>
-    <w:bookmarkEnd w:id="51"/>
-    <w:bookmarkStart w:id="52" w:name="X530323e0d7a7f8fdc645500552832f1884cb2f3"/>
+    <w:bookmarkEnd w:id="40"/>
+    <w:bookmarkStart w:id="41" w:name="X530323e0d7a7f8fdc645500552832f1884cb2f3"/>
     <w:p>
       <w:pPr>
         <w:pStyle w:val="Heading3"/>
@@ -5863,8 +5863,8 @@
         <w:t xml:space="preserve">          Tapez \"aide\" pour les options disponibles."</w:t>
       </w:r>
     </w:p>
-    <w:bookmarkEnd w:id="52"/>
-    <w:bookmarkStart w:id="53" w:name="X84acb3404fb1e3be02af4f0180f20add09bf102"/>
+    <w:bookmarkEnd w:id="41"/>
+    <w:bookmarkStart w:id="42" w:name="X84acb3404fb1e3be02af4f0180f20add09bf102"/>
     <w:p>
       <w:pPr>
         <w:pStyle w:val="Heading3"/>
@@ -6027,9 +6027,9 @@
         </w:pict>
       </w:r>
     </w:p>
-    <w:bookmarkEnd w:id="53"/>
-    <w:bookmarkEnd w:id="54"/>
-    <w:bookmarkStart w:id="58" w:name="X30375d7a1e379fa36cb4f4d0324079a6e6da95c"/>
+    <w:bookmarkEnd w:id="42"/>
+    <w:bookmarkEnd w:id="43"/>
+    <w:bookmarkStart w:id="47" w:name="X30375d7a1e379fa36cb4f4d0324079a6e6da95c"/>
     <w:p>
       <w:pPr>
         <w:pStyle w:val="Heading2"/>
@@ -6038,7 +6038,7 @@
         <w:t xml:space="preserve">9. Traitement des images</w:t>
       </w:r>
     </w:p>
-    <w:bookmarkStart w:id="55" w:name="X6fa5d90c685bf6d73d3e218fb9e94f18b7051db"/>
+    <w:bookmarkStart w:id="44" w:name="X6fa5d90c685bf6d73d3e218fb9e94f18b7051db"/>
     <w:p>
       <w:pPr>
         <w:pStyle w:val="Heading3"/>
@@ -6273,8 +6273,8 @@
         <w:t xml:space="preserve">}</w:t>
       </w:r>
     </w:p>
-    <w:bookmarkEnd w:id="55"/>
-    <w:bookmarkStart w:id="56" w:name="X3ea6a68dc78a53b1f3a168a901f118f470bcef6"/>
+    <w:bookmarkEnd w:id="44"/>
+    <w:bookmarkStart w:id="45" w:name="X3ea6a68dc78a53b1f3a168a901f118f470bcef6"/>
     <w:p>
       <w:pPr>
         <w:pStyle w:val="Heading3"/>
@@ -6311,8 +6311,8 @@
         <w:t xml:space="preserve"> Vous recevrez les résultats sous peu."</w:t>
       </w:r>
     </w:p>
-    <w:bookmarkEnd w:id="56"/>
-    <w:bookmarkStart w:id="57" w:name="X5bac0de040969aa9a5f58a964530eef8b56af0c"/>
+    <w:bookmarkEnd w:id="45"/>
+    <w:bookmarkStart w:id="46" w:name="X5bac0de040969aa9a5f58a964530eef8b56af0c"/>
     <w:p>
       <w:pPr>
         <w:pStyle w:val="Heading3"/>
@@ -6618,9 +6618,9 @@
         </w:pict>
       </w:r>
     </w:p>
-    <w:bookmarkEnd w:id="57"/>
-    <w:bookmarkEnd w:id="58"/>
-    <w:bookmarkStart w:id="61" w:name="X479bdb669c6d9e6c65a98f3d275ea10df987737"/>
+    <w:bookmarkEnd w:id="46"/>
+    <w:bookmarkEnd w:id="47"/>
+    <w:bookmarkStart w:id="50" w:name="X479bdb669c6d9e6c65a98f3d275ea10df987737"/>
     <w:p>
       <w:pPr>
         <w:pStyle w:val="Heading2"/>
@@ -6629,7 +6629,7 @@
         <w:t xml:space="preserve">10. Envoi de messages texte</w:t>
       </w:r>
     </w:p>
-    <w:bookmarkStart w:id="59" w:name="X60011704c772a9e6e97c37071999df5d2aada1c"/>
+    <w:bookmarkStart w:id="48" w:name="X60011704c772a9e6e97c37071999df5d2aada1c"/>
     <w:p>
       <w:pPr>
         <w:pStyle w:val="Heading3"/>
@@ -7441,8 +7441,8 @@
         <w:t xml:space="preserve">}</w:t>
       </w:r>
     </w:p>
-    <w:bookmarkEnd w:id="59"/>
-    <w:bookmarkStart w:id="60" w:name="Xcfc8fa4286d87c183ba93c9840da270b7cc5e1e"/>
+    <w:bookmarkEnd w:id="48"/>
+    <w:bookmarkStart w:id="49" w:name="Xcfc8fa4286d87c183ba93c9840da270b7cc5e1e"/>
     <w:p>
       <w:pPr>
         <w:pStyle w:val="Heading3"/>
@@ -7708,9 +7708,9 @@
         </w:pict>
       </w:r>
     </w:p>
-    <w:bookmarkEnd w:id="60"/>
-    <w:bookmarkEnd w:id="61"/>
-    <w:bookmarkStart w:id="65" w:name="Xd367c78b959d3f0593e3dfac5429f44561c903e"/>
+    <w:bookmarkEnd w:id="49"/>
+    <w:bookmarkEnd w:id="50"/>
+    <w:bookmarkStart w:id="54" w:name="Xd367c78b959d3f0593e3dfac5429f44561c903e"/>
     <w:p>
       <w:pPr>
         <w:pStyle w:val="Heading2"/>
@@ -7719,7 +7719,7 @@
         <w:t xml:space="preserve">11. Templates WhatsApp Meta</w:t>
       </w:r>
     </w:p>
-    <w:bookmarkStart w:id="62" w:name="X87844efc699fbbc8d7639c5dea5b4592799c557"/>
+    <w:bookmarkStart w:id="51" w:name="X87844efc699fbbc8d7639c5dea5b4592799c557"/>
     <w:p>
       <w:pPr>
         <w:pStyle w:val="Heading3"/>
@@ -7808,8 +7808,8 @@
         <w:t xml:space="preserve">(confirmation commande, livraison, etc.)</w:t>
       </w:r>
     </w:p>
-    <w:bookmarkEnd w:id="62"/>
-    <w:bookmarkStart w:id="63" w:name="Xf475fa136f4dbd3b1fd14d7da6047ad1c80de67"/>
+    <w:bookmarkEnd w:id="51"/>
+    <w:bookmarkStart w:id="52" w:name="Xf475fa136f4dbd3b1fd14d7da6047ad1c80de67"/>
     <w:p>
       <w:pPr>
         <w:pStyle w:val="Heading3"/>
@@ -8125,8 +8125,8 @@
         </w:tc>
       </w:tr>
     </w:tbl>
-    <w:bookmarkEnd w:id="63"/>
-    <w:bookmarkStart w:id="64" w:name="X63d6f1d24d03e30f77c9ebdc23f40b72a40fd1e"/>
+    <w:bookmarkEnd w:id="52"/>
+    <w:bookmarkStart w:id="53" w:name="X63d6f1d24d03e30f77c9ebdc23f40b72a40fd1e"/>
     <w:p>
       <w:pPr>
         <w:pStyle w:val="Heading3"/>
@@ -9230,9 +9230,9 @@
         </w:pict>
       </w:r>
     </w:p>
-    <w:bookmarkEnd w:id="64"/>
-    <w:bookmarkEnd w:id="65"/>
-    <w:bookmarkStart w:id="71" w:name="Xdfe29b5bb70b1eaf3b85f421bd72fc52e773129"/>
+    <w:bookmarkEnd w:id="53"/>
+    <w:bookmarkEnd w:id="54"/>
+    <w:bookmarkStart w:id="60" w:name="Xdfe29b5bb70b1eaf3b85f421bd72fc52e773129"/>
     <w:p>
       <w:pPr>
         <w:pStyle w:val="Heading2"/>
@@ -9241,7 +9241,7 @@
         <w:t xml:space="preserve">12. Template : order_confirmation</w:t>
       </w:r>
     </w:p>
-    <w:bookmarkStart w:id="66" w:name="détails"/>
+    <w:bookmarkStart w:id="55" w:name="détails"/>
     <w:p>
       <w:pPr>
         <w:pStyle w:val="Heading3"/>
@@ -9387,8 +9387,8 @@
         </w:tc>
       </w:tr>
     </w:tbl>
-    <w:bookmarkEnd w:id="66"/>
-    <w:bookmarkStart w:id="67" w:name="corps-du-message"/>
+    <w:bookmarkEnd w:id="55"/>
+    <w:bookmarkStart w:id="56" w:name="corps-du-message"/>
     <w:p>
       <w:pPr>
         <w:pStyle w:val="Heading3"/>
@@ -9450,8 +9450,8 @@
         <w:t xml:space="preserve">Livraison estimée : {{4}}</w:t>
       </w:r>
     </w:p>
-    <w:bookmarkEnd w:id="67"/>
-    <w:bookmarkStart w:id="68" w:name="paramètres"/>
+    <w:bookmarkEnd w:id="56"/>
+    <w:bookmarkStart w:id="57" w:name="paramètres"/>
     <w:p>
       <w:pPr>
         <w:pStyle w:val="Heading3"/>
@@ -9650,8 +9650,8 @@
         </w:tc>
       </w:tr>
     </w:tbl>
-    <w:bookmarkEnd w:id="68"/>
-    <w:bookmarkStart w:id="69" w:name="déclencheur"/>
+    <w:bookmarkEnd w:id="57"/>
+    <w:bookmarkStart w:id="58" w:name="déclencheur"/>
     <w:p>
       <w:pPr>
         <w:pStyle w:val="Heading3"/>
@@ -9697,8 +9697,8 @@
         <w:t xml:space="preserve">.</w:t>
       </w:r>
     </w:p>
-    <w:bookmarkEnd w:id="69"/>
-    <w:bookmarkStart w:id="70" w:name="exemple-rendu"/>
+    <w:bookmarkEnd w:id="58"/>
+    <w:bookmarkStart w:id="59" w:name="exemple-rendu"/>
     <w:p>
       <w:pPr>
         <w:pStyle w:val="Heading3"/>
@@ -9767,9 +9767,9 @@
         </w:pict>
       </w:r>
     </w:p>
-    <w:bookmarkEnd w:id="70"/>
-    <w:bookmarkEnd w:id="71"/>
-    <w:bookmarkStart w:id="76" w:name="X88ade114cf2fa1e0ff4ca31fa920a2731785cb0"/>
+    <w:bookmarkEnd w:id="59"/>
+    <w:bookmarkEnd w:id="60"/>
+    <w:bookmarkStart w:id="65" w:name="X88ade114cf2fa1e0ff4ca31fa920a2731785cb0"/>
     <w:p>
       <w:pPr>
         <w:pStyle w:val="Heading2"/>
@@ -9778,7 +9778,7 @@
         <w:t xml:space="preserve">13. Template : delivery_in_transit</w:t>
       </w:r>
     </w:p>
-    <w:bookmarkStart w:id="72" w:name="détails-1"/>
+    <w:bookmarkStart w:id="61" w:name="détails-1"/>
     <w:p>
       <w:pPr>
         <w:pStyle w:val="Heading3"/>
@@ -9924,8 +9924,8 @@
         </w:tc>
       </w:tr>
     </w:tbl>
-    <w:bookmarkEnd w:id="72"/>
-    <w:bookmarkStart w:id="73" w:name="corps-du-message-1"/>
+    <w:bookmarkEnd w:id="61"/>
+    <w:bookmarkStart w:id="62" w:name="corps-du-message-1"/>
     <w:p>
       <w:pPr>
         <w:pStyle w:val="Heading3"/>
@@ -9966,8 +9966,8 @@
         <w:t xml:space="preserve">Arrivée estimée : {{2}}</w:t>
       </w:r>
     </w:p>
-    <w:bookmarkEnd w:id="73"/>
-    <w:bookmarkStart w:id="74" w:name="paramètres-1"/>
+    <w:bookmarkEnd w:id="62"/>
+    <w:bookmarkStart w:id="63" w:name="paramètres-1"/>
     <w:p>
       <w:pPr>
         <w:pStyle w:val="Heading3"/>
@@ -10096,8 +10096,8 @@
         </w:tc>
       </w:tr>
     </w:tbl>
-    <w:bookmarkEnd w:id="74"/>
-    <w:bookmarkStart w:id="75" w:name="déclencheur-1"/>
+    <w:bookmarkEnd w:id="63"/>
+    <w:bookmarkStart w:id="64" w:name="déclencheur-1"/>
     <w:p>
       <w:pPr>
         <w:pStyle w:val="Heading3"/>
@@ -10134,9 +10134,9 @@
         </w:pict>
       </w:r>
     </w:p>
-    <w:bookmarkEnd w:id="75"/>
-    <w:bookmarkEnd w:id="76"/>
-    <w:bookmarkStart w:id="81" w:name="X67f7d51f4a921fb0cb9279b2edc5641ce190986"/>
+    <w:bookmarkEnd w:id="64"/>
+    <w:bookmarkEnd w:id="65"/>
+    <w:bookmarkStart w:id="70" w:name="X67f7d51f4a921fb0cb9279b2edc5641ce190986"/>
     <w:p>
       <w:pPr>
         <w:pStyle w:val="Heading2"/>
@@ -10145,7 +10145,7 @@
         <w:t xml:space="preserve">14. Template : delivery_completed</w:t>
       </w:r>
     </w:p>
-    <w:bookmarkStart w:id="77" w:name="détails-2"/>
+    <w:bookmarkStart w:id="66" w:name="détails-2"/>
     <w:p>
       <w:pPr>
         <w:pStyle w:val="Heading3"/>
@@ -10291,8 +10291,8 @@
         </w:tc>
       </w:tr>
     </w:tbl>
-    <w:bookmarkEnd w:id="77"/>
-    <w:bookmarkStart w:id="78" w:name="corps-du-message-2"/>
+    <w:bookmarkEnd w:id="66"/>
+    <w:bookmarkStart w:id="67" w:name="corps-du-message-2"/>
     <w:p>
       <w:pPr>
         <w:pStyle w:val="Heading3"/>
@@ -10333,8 +10333,8 @@
         <w:t xml:space="preserve">Répondez ✅ ou ❌</w:t>
       </w:r>
     </w:p>
-    <w:bookmarkEnd w:id="78"/>
-    <w:bookmarkStart w:id="79" w:name="déclencheur-2"/>
+    <w:bookmarkEnd w:id="67"/>
+    <w:bookmarkStart w:id="68" w:name="déclencheur-2"/>
     <w:p>
       <w:pPr>
         <w:pStyle w:val="Heading3"/>
@@ -10364,8 +10364,8 @@
         <w:t xml:space="preserve">.</w:t>
       </w:r>
     </w:p>
-    <w:bookmarkEnd w:id="79"/>
-    <w:bookmarkStart w:id="80" w:name="interaction-attendue"/>
+    <w:bookmarkEnd w:id="68"/>
+    <w:bookmarkStart w:id="69" w:name="interaction-attendue"/>
     <w:p>
       <w:pPr>
         <w:pStyle w:val="Heading3"/>
@@ -10451,9 +10451,9 @@
         </w:pict>
       </w:r>
     </w:p>
-    <w:bookmarkEnd w:id="80"/>
-    <w:bookmarkEnd w:id="81"/>
-    <w:bookmarkStart w:id="87" w:name="X08a8a080b8fcbe047e76c202854bbed515fbec3"/>
+    <w:bookmarkEnd w:id="69"/>
+    <w:bookmarkEnd w:id="70"/>
+    <w:bookmarkStart w:id="76" w:name="X08a8a080b8fcbe047e76c202854bbed515fbec3"/>
     <w:p>
       <w:pPr>
         <w:pStyle w:val="Heading2"/>
@@ -10462,7 +10462,7 @@
         <w:t xml:space="preserve">15. Template : owner_options</w:t>
       </w:r>
     </w:p>
-    <w:bookmarkStart w:id="82" w:name="détails-3"/>
+    <w:bookmarkStart w:id="71" w:name="détails-3"/>
     <w:p>
       <w:pPr>
         <w:pStyle w:val="Heading3"/>
@@ -10608,8 +10608,8 @@
         </w:tc>
       </w:tr>
     </w:tbl>
-    <w:bookmarkEnd w:id="82"/>
-    <w:bookmarkStart w:id="83" w:name="corps-du-message-3"/>
+    <w:bookmarkEnd w:id="71"/>
+    <w:bookmarkStart w:id="72" w:name="corps-du-message-3"/>
     <w:p>
       <w:pPr>
         <w:pStyle w:val="Heading3"/>
@@ -10680,8 +10680,8 @@
         <w:t xml:space="preserve">Ou consultez tous les détails : {{8}}</w:t>
       </w:r>
     </w:p>
-    <w:bookmarkEnd w:id="83"/>
-    <w:bookmarkStart w:id="84" w:name="paramètres-2"/>
+    <w:bookmarkEnd w:id="72"/>
+    <w:bookmarkStart w:id="73" w:name="paramètres-2"/>
     <w:p>
       <w:pPr>
         <w:pStyle w:val="Heading3"/>
@@ -11020,8 +11020,8 @@
         </w:tc>
       </w:tr>
     </w:tbl>
-    <w:bookmarkEnd w:id="84"/>
-    <w:bookmarkStart w:id="85" w:name="déclencheur-3"/>
+    <w:bookmarkEnd w:id="73"/>
+    <w:bookmarkStart w:id="74" w:name="déclencheur-3"/>
     <w:p>
       <w:pPr>
         <w:pStyle w:val="Heading3"/>
@@ -11038,8 +11038,8 @@
         <w:t xml:space="preserve">Envoyé par le mécanicien au propriétaire du véhicule avec les options de pièces recommandées.</w:t>
       </w:r>
     </w:p>
-    <w:bookmarkEnd w:id="85"/>
-    <w:bookmarkStart w:id="86" w:name="interaction-attendue-1"/>
+    <w:bookmarkEnd w:id="74"/>
+    <w:bookmarkStart w:id="75" w:name="interaction-attendue-1"/>
     <w:p>
       <w:pPr>
         <w:pStyle w:val="Heading3"/>
@@ -11126,9 +11126,9 @@
         </w:pict>
       </w:r>
     </w:p>
-    <w:bookmarkEnd w:id="86"/>
-    <w:bookmarkEnd w:id="87"/>
-    <w:bookmarkStart w:id="93" w:name="X304f2c7ea28fa6e980683168b66d8cd59d087df"/>
+    <w:bookmarkEnd w:id="75"/>
+    <w:bookmarkEnd w:id="76"/>
+    <w:bookmarkStart w:id="82" w:name="X304f2c7ea28fa6e980683168b66d8cd59d087df"/>
     <w:p>
       <w:pPr>
         <w:pStyle w:val="Heading2"/>
@@ -11137,7 +11137,7 @@
         <w:t xml:space="preserve">16. Template : artci_consent</w:t>
       </w:r>
     </w:p>
-    <w:bookmarkStart w:id="88" w:name="détails-4"/>
+    <w:bookmarkStart w:id="77" w:name="détails-4"/>
     <w:p>
       <w:pPr>
         <w:pStyle w:val="Heading3"/>
@@ -11283,8 +11283,8 @@
         </w:tc>
       </w:tr>
     </w:tbl>
-    <w:bookmarkEnd w:id="88"/>
-    <w:bookmarkStart w:id="89" w:name="corps-du-message-4"/>
+    <w:bookmarkEnd w:id="77"/>
+    <w:bookmarkStart w:id="78" w:name="corps-du-message-4"/>
     <w:p>
       <w:pPr>
         <w:pStyle w:val="Heading3"/>
@@ -11358,8 +11358,8 @@
         <w:t xml:space="preserve">Répondez OUI pour accepter.</w:t>
       </w:r>
     </w:p>
-    <w:bookmarkEnd w:id="89"/>
-    <w:bookmarkStart w:id="90" w:name="déclencheur-4"/>
+    <w:bookmarkEnd w:id="78"/>
+    <w:bookmarkStart w:id="79" w:name="déclencheur-4"/>
     <w:p>
       <w:pPr>
         <w:pStyle w:val="Heading3"/>
@@ -11376,8 +11376,8 @@
         <w:t xml:space="preserve">Envoyé au premier contact d'un nouvel utilisateur via WhatsApp, avant toute autre interaction.</w:t>
       </w:r>
     </w:p>
-    <w:bookmarkEnd w:id="90"/>
-    <w:bookmarkStart w:id="91" w:name="cadre-légal"/>
+    <w:bookmarkEnd w:id="79"/>
+    <w:bookmarkStart w:id="80" w:name="cadre-légal"/>
     <w:p>
       <w:pPr>
         <w:pStyle w:val="Heading3"/>
@@ -11410,8 +11410,8 @@
         <w:t xml:space="preserve">relative à la protection des données à caractère personnel en Côte d'Ivoire (ARTCI).</w:t>
       </w:r>
     </w:p>
-    <w:bookmarkEnd w:id="91"/>
-    <w:bookmarkStart w:id="92" w:name="interaction-attendue-2"/>
+    <w:bookmarkEnd w:id="80"/>
+    <w:bookmarkStart w:id="81" w:name="interaction-attendue-2"/>
     <w:p>
       <w:pPr>
         <w:pStyle w:val="Heading3"/>
@@ -11469,9 +11469,9 @@
         </w:pict>
       </w:r>
     </w:p>
-    <w:bookmarkEnd w:id="92"/>
-    <w:bookmarkEnd w:id="93"/>
-    <w:bookmarkStart w:id="97" w:name="X0ef908ed8854c047390b83dd074fca3f8f2724b"/>
+    <w:bookmarkEnd w:id="81"/>
+    <w:bookmarkEnd w:id="82"/>
+    <w:bookmarkStart w:id="86" w:name="X0ef908ed8854c047390b83dd074fca3f8f2724b"/>
     <w:p>
       <w:pPr>
         <w:pStyle w:val="Heading2"/>
@@ -11480,7 +11480,7 @@
         <w:t xml:space="preserve">17. Système de notifications</w:t>
       </w:r>
     </w:p>
-    <w:bookmarkStart w:id="94" w:name="X1a88c25d52e5ff1c909d22338d1a8fa2c23ea8c"/>
+    <w:bookmarkStart w:id="83" w:name="X1a88c25d52e5ff1c909d22338d1a8fa2c23ea8c"/>
     <w:p>
       <w:pPr>
         <w:pStyle w:val="Heading3"/>
@@ -11706,8 +11706,8 @@
         <w:t xml:space="preserve">└──────────────────────────────────────────┘</w:t>
       </w:r>
     </w:p>
-    <w:bookmarkEnd w:id="94"/>
-    <w:bookmarkStart w:id="95" w:name="X29fa607a45c3c177035cd0233c10c25cc026dbb"/>
+    <w:bookmarkEnd w:id="83"/>
+    <w:bookmarkStart w:id="84" w:name="X29fa607a45c3c177035cd0233c10c25cc026dbb"/>
     <w:p>
       <w:pPr>
         <w:pStyle w:val="Heading3"/>
@@ -12009,8 +12009,8 @@
         <w:t xml:space="preserve">}</w:t>
       </w:r>
     </w:p>
-    <w:bookmarkEnd w:id="95"/>
-    <w:bookmarkStart w:id="96" w:name="X01816202155caf833e4fa73365ff38accd02deb"/>
+    <w:bookmarkEnd w:id="84"/>
+    <w:bookmarkStart w:id="85" w:name="X01816202155caf833e4fa73365ff38accd02deb"/>
     <w:p>
       <w:pPr>
         <w:pStyle w:val="Heading3"/>
@@ -12099,9 +12099,9 @@
         </w:pict>
       </w:r>
     </w:p>
-    <w:bookmarkEnd w:id="96"/>
-    <w:bookmarkEnd w:id="97"/>
-    <w:bookmarkStart w:id="102" w:name="X158c7a75aad94d198c88355a08441b3409ea686"/>
+    <w:bookmarkEnd w:id="85"/>
+    <w:bookmarkEnd w:id="86"/>
+    <w:bookmarkStart w:id="91" w:name="X158c7a75aad94d198c88355a08441b3409ea686"/>
     <w:p>
       <w:pPr>
         <w:pStyle w:val="Heading2"/>
@@ -12110,7 +12110,7 @@
         <w:t xml:space="preserve">18. Notifications par événement</w:t>
       </w:r>
     </w:p>
-    <w:bookmarkStart w:id="98" w:name="X9a099a5ee2b298f466dbf1be9e542d269d855af"/>
+    <w:bookmarkStart w:id="87" w:name="X9a099a5ee2b298f466dbf1be9e542d269d855af"/>
     <w:p>
       <w:pPr>
         <w:pStyle w:val="Heading3"/>
@@ -12321,8 +12321,8 @@
         </w:tc>
       </w:tr>
     </w:tbl>
-    <w:bookmarkEnd w:id="98"/>
-    <w:bookmarkStart w:id="99" w:name="X36310955c509372556dce7a42d86d58a56ec547"/>
+    <w:bookmarkEnd w:id="87"/>
+    <w:bookmarkStart w:id="88" w:name="X36310955c509372556dce7a42d86d58a56ec547"/>
     <w:p>
       <w:pPr>
         <w:pStyle w:val="Heading3"/>
@@ -12509,8 +12509,8 @@
         </w:tc>
       </w:tr>
     </w:tbl>
-    <w:bookmarkEnd w:id="99"/>
-    <w:bookmarkStart w:id="100" w:name="Xb1efefb44f934818f45ff10bcdf2bffd6f3d836"/>
+    <w:bookmarkEnd w:id="88"/>
+    <w:bookmarkStart w:id="89" w:name="Xb1efefb44f934818f45ff10bcdf2bffd6f3d836"/>
     <w:p>
       <w:pPr>
         <w:pStyle w:val="Heading3"/>
@@ -12565,8 +12565,8 @@
         <w:t xml:space="preserve">"Stock critique: \"[nom article]\" est en rupture. Mettez à jour votre catalogue."</w:t>
       </w:r>
     </w:p>
-    <w:bookmarkEnd w:id="100"/>
-    <w:bookmarkStart w:id="101" w:name="X1ebf605dbe109d42c42196076604875ef485010"/>
+    <w:bookmarkEnd w:id="89"/>
+    <w:bookmarkStart w:id="90" w:name="X1ebf605dbe109d42c42196076604875ef485010"/>
     <w:p>
       <w:pPr>
         <w:pStyle w:val="Heading3"/>
@@ -12605,9 +12605,9 @@
         </w:pict>
       </w:r>
     </w:p>
-    <w:bookmarkEnd w:id="101"/>
-    <w:bookmarkEnd w:id="102"/>
-    <w:bookmarkStart w:id="106" w:name="Xa6182fd6364ae739da1fed0be699802c5886eed"/>
+    <w:bookmarkEnd w:id="90"/>
+    <w:bookmarkEnd w:id="91"/>
+    <w:bookmarkStart w:id="95" w:name="Xa6182fd6364ae739da1fed0be699802c5886eed"/>
     <w:p>
       <w:pPr>
         <w:pStyle w:val="Heading2"/>
@@ -12616,7 +12616,7 @@
         <w:t xml:space="preserve">19. Architecture multi-canal</w:t>
       </w:r>
     </w:p>
-    <w:bookmarkStart w:id="103" w:name="X3b32021ae62e540f798808aecb920f8d7443b52"/>
+    <w:bookmarkStart w:id="92" w:name="X3b32021ae62e540f798808aecb920f8d7443b52"/>
     <w:p>
       <w:pPr>
         <w:pStyle w:val="Heading3"/>
@@ -12816,8 +12816,8 @@
         </w:tc>
       </w:tr>
     </w:tbl>
-    <w:bookmarkEnd w:id="103"/>
-    <w:bookmarkStart w:id="104" w:name="X085a01565f02cb9e61dc47a280867b26214f348"/>
+    <w:bookmarkEnd w:id="92"/>
+    <w:bookmarkStart w:id="93" w:name="X085a01565f02cb9e61dc47a280867b26214f348"/>
     <w:p>
       <w:pPr>
         <w:pStyle w:val="Heading3"/>
@@ -13059,8 +13059,8 @@
         <w:t xml:space="preserve">}</w:t>
       </w:r>
     </w:p>
-    <w:bookmarkEnd w:id="104"/>
-    <w:bookmarkStart w:id="105" w:name="Xb849e9e65db84ece914773da97d780d45037e87"/>
+    <w:bookmarkEnd w:id="93"/>
+    <w:bookmarkStart w:id="94" w:name="Xb849e9e65db84ece914773da97d780d45037e87"/>
     <w:p>
       <w:pPr>
         <w:pStyle w:val="Heading3"/>
@@ -13309,9 +13309,9 @@
         </w:pict>
       </w:r>
     </w:p>
-    <w:bookmarkEnd w:id="105"/>
-    <w:bookmarkEnd w:id="106"/>
-    <w:bookmarkStart w:id="111" w:name="Xba2415c193c703461c5da098b743b58941e540c"/>
+    <w:bookmarkEnd w:id="94"/>
+    <w:bookmarkEnd w:id="95"/>
+    <w:bookmarkStart w:id="100" w:name="Xba2415c193c703461c5da098b743b58941e540c"/>
     <w:p>
       <w:pPr>
         <w:pStyle w:val="Heading2"/>
@@ -13320,7 +13320,7 @@
         <w:t xml:space="preserve">20. Préférences de notification utilisateur</w:t>
       </w:r>
     </w:p>
-    <w:bookmarkStart w:id="107" w:name="X91d198d10809926393376d80b1f9264194d1c31"/>
+    <w:bookmarkStart w:id="96" w:name="X91d198d10809926393376d80b1f9264194d1c31"/>
     <w:p>
       <w:pPr>
         <w:pStyle w:val="Heading3"/>
@@ -13421,8 +13421,8 @@
         <w:t xml:space="preserve">}</w:t>
       </w:r>
     </w:p>
-    <w:bookmarkEnd w:id="107"/>
-    <w:bookmarkStart w:id="108" w:name="X47cf153a107717e3508428c87aa17a84947bcab"/>
+    <w:bookmarkEnd w:id="96"/>
+    <w:bookmarkStart w:id="97" w:name="X47cf153a107717e3508428c87aa17a84947bcab"/>
     <w:p>
       <w:pPr>
         <w:pStyle w:val="Heading3"/>
@@ -13545,8 +13545,8 @@
         </w:tc>
       </w:tr>
     </w:tbl>
-    <w:bookmarkEnd w:id="108"/>
-    <w:bookmarkStart w:id="109" w:name="Xd4285a13d00619bae2e1d4da488248e0e1c1a99"/>
+    <w:bookmarkEnd w:id="97"/>
+    <w:bookmarkStart w:id="98" w:name="Xd4285a13d00619bae2e1d4da488248e0e1c1a99"/>
     <w:p>
       <w:pPr>
         <w:pStyle w:val="Heading3"/>
@@ -13614,8 +13614,8 @@
         <w:t xml:space="preserve">→ Body: { "whatsapp": true, "sms": false, "push": true }</w:t>
       </w:r>
     </w:p>
-    <w:bookmarkEnd w:id="109"/>
-    <w:bookmarkStart w:id="110" w:name="Xac642c802e012a59af195c6a4e61e655acab275"/>
+    <w:bookmarkEnd w:id="98"/>
+    <w:bookmarkStart w:id="99" w:name="Xac642c802e012a59af195c6a4e61e655acab275"/>
     <w:p>
       <w:pPr>
         <w:pStyle w:val="Heading3"/>
@@ -13670,9 +13670,9 @@
         </w:pict>
       </w:r>
     </w:p>
-    <w:bookmarkEnd w:id="110"/>
-    <w:bookmarkEnd w:id="111"/>
-    <w:bookmarkStart w:id="117" w:name="Xe2d45f051ae0d1c333e39db15691e5c701ab777"/>
+    <w:bookmarkEnd w:id="99"/>
+    <w:bookmarkEnd w:id="100"/>
+    <w:bookmarkStart w:id="106" w:name="Xe2d45f051ae0d1c333e39db15691e5c701ab777"/>
     <w:p>
       <w:pPr>
         <w:pStyle w:val="Heading2"/>
@@ -13681,7 +13681,7 @@
         <w:t xml:space="preserve">21. Format des numéros de téléphone</w:t>
       </w:r>
     </w:p>
-    <w:bookmarkStart w:id="112" w:name="Xfe7711bc3fabc9ef8e17d7a2fc368c4d54fe79e"/>
+    <w:bookmarkStart w:id="101" w:name="Xfe7711bc3fabc9ef8e17d7a2fc368c4d54fe79e"/>
     <w:p>
       <w:pPr>
         <w:pStyle w:val="Heading3"/>
@@ -13833,8 +13833,8 @@
         <w:t xml:space="preserve">;</w:t>
       </w:r>
     </w:p>
-    <w:bookmarkEnd w:id="112"/>
-    <w:bookmarkStart w:id="113" w:name="X638a9ec14de2dd01ac9af53ddc1139136d11e3a"/>
+    <w:bookmarkEnd w:id="101"/>
+    <w:bookmarkStart w:id="102" w:name="X638a9ec14de2dd01ac9af53ddc1139136d11e3a"/>
     <w:p>
       <w:pPr>
         <w:pStyle w:val="Heading3"/>
@@ -13890,8 +13890,8 @@
         <w:t xml:space="preserve"> └───────── Indicatif Côte d'Ivoire</w:t>
       </w:r>
     </w:p>
-    <w:bookmarkEnd w:id="113"/>
-    <w:bookmarkStart w:id="114" w:name="X0378522d64f015aa9c638a6dc26c15c4d0261cd"/>
+    <w:bookmarkEnd w:id="102"/>
+    <w:bookmarkStart w:id="103" w:name="X0378522d64f015aa9c638a6dc26c15c4d0261cd"/>
     <w:p>
       <w:pPr>
         <w:pStyle w:val="Heading3"/>
@@ -14019,8 +14019,8 @@
         </w:tc>
       </w:tr>
     </w:tbl>
-    <w:bookmarkEnd w:id="114"/>
-    <w:bookmarkStart w:id="115" w:name="Xe43c58bb9d7fdbf1950ce985fc6f42048a17c80"/>
+    <w:bookmarkEnd w:id="103"/>
+    <w:bookmarkStart w:id="104" w:name="Xe43c58bb9d7fdbf1950ce985fc6f42048a17c80"/>
     <w:p>
       <w:pPr>
         <w:pStyle w:val="Heading3"/>
@@ -14269,8 +14269,8 @@
         </w:tc>
       </w:tr>
     </w:tbl>
-    <w:bookmarkEnd w:id="115"/>
-    <w:bookmarkStart w:id="116" w:name="X69159bc4c98d9d1265ef37e499d213a269c034e"/>
+    <w:bookmarkEnd w:id="104"/>
+    <w:bookmarkStart w:id="105" w:name="X69159bc4c98d9d1265ef37e499d213a269c034e"/>
     <w:p>
       <w:pPr>
         <w:pStyle w:val="Heading3"/>
@@ -14297,9 +14297,9 @@
         </w:pict>
       </w:r>
     </w:p>
-    <w:bookmarkEnd w:id="116"/>
-    <w:bookmarkEnd w:id="117"/>
-    <w:bookmarkStart w:id="122" w:name="X43cc49f1cf6dbfcd02bdab38bc8fbde10cd3e39"/>
+    <w:bookmarkEnd w:id="105"/>
+    <w:bookmarkEnd w:id="106"/>
+    <w:bookmarkStart w:id="111" w:name="X43cc49f1cf6dbfcd02bdab38bc8fbde10cd3e39"/>
     <w:p>
       <w:pPr>
         <w:pStyle w:val="Heading2"/>
@@ -14308,7 +14308,7 @@
         <w:t xml:space="preserve">22. Intégration avec la machine à états commande</w:t>
       </w:r>
     </w:p>
-    <w:bookmarkStart w:id="118" w:name="X27ce3427231c436919193cefa397ef94d1df4c6"/>
+    <w:bookmarkStart w:id="107" w:name="X27ce3427231c436919193cefa397ef94d1df4c6"/>
     <w:p>
       <w:pPr>
         <w:pStyle w:val="Heading3"/>
@@ -14517,8 +14517,8 @@
         <w:t xml:space="preserve">                          COMPLETED</w:t>
       </w:r>
     </w:p>
-    <w:bookmarkEnd w:id="118"/>
-    <w:bookmarkStart w:id="119" w:name="X1be5c85a655775bb649413d6ef446343e81db40"/>
+    <w:bookmarkEnd w:id="107"/>
+    <w:bookmarkStart w:id="108" w:name="X1be5c85a655775bb649413d6ef446343e81db40"/>
     <w:p>
       <w:pPr>
         <w:pStyle w:val="Heading3"/>
@@ -14852,8 +14852,8 @@
         </w:tc>
       </w:tr>
     </w:tbl>
-    <w:bookmarkEnd w:id="119"/>
-    <w:bookmarkStart w:id="120" w:name="X5d3129ad56b1ff14290d89394890d426ce01656"/>
+    <w:bookmarkEnd w:id="108"/>
+    <w:bookmarkStart w:id="109" w:name="X5d3129ad56b1ff14290d89394890d426ce01656"/>
     <w:p>
       <w:pPr>
         <w:pStyle w:val="Heading3"/>
@@ -14977,8 +14977,8 @@
         <w:t xml:space="preserve">}</w:t>
       </w:r>
     </w:p>
-    <w:bookmarkEnd w:id="120"/>
-    <w:bookmarkStart w:id="121" w:name="X72d05ca1450bb79d709380afe1456d0c411fd6b"/>
+    <w:bookmarkEnd w:id="109"/>
+    <w:bookmarkStart w:id="110" w:name="X72d05ca1450bb79d709380afe1456d0c411fd6b"/>
     <w:p>
       <w:pPr>
         <w:pStyle w:val="Heading3"/>
@@ -15030,9 +15030,9 @@
         </w:pict>
       </w:r>
     </w:p>
-    <w:bookmarkEnd w:id="121"/>
-    <w:bookmarkEnd w:id="122"/>
-    <w:bookmarkStart w:id="126" w:name="Xf079560aa1dc9f678b8770434874caef44e88e6"/>
+    <w:bookmarkEnd w:id="110"/>
+    <w:bookmarkEnd w:id="111"/>
+    <w:bookmarkStart w:id="115" w:name="Xf079560aa1dc9f678b8770434874caef44e88e6"/>
     <w:p>
       <w:pPr>
         <w:pStyle w:val="Heading2"/>
@@ -15041,7 +15041,7 @@
         <w:t xml:space="preserve">23. Intégration avec la machine à états livraison</w:t>
       </w:r>
     </w:p>
-    <w:bookmarkStart w:id="123" w:name="Xb793a4dc71b2a79a92e4fc5112dbd241aa7d8b1"/>
+    <w:bookmarkStart w:id="112" w:name="Xb793a4dc71b2a79a92e4fc5112dbd241aa7d8b1"/>
     <w:p>
       <w:pPr>
         <w:pStyle w:val="Heading3"/>
@@ -15178,8 +15178,8 @@
         <w:t xml:space="preserve">                  CONFIRMED  RETURNED</w:t>
       </w:r>
     </w:p>
-    <w:bookmarkEnd w:id="123"/>
-    <w:bookmarkStart w:id="124" w:name="X4eb912eee9b8294a7a283c846e11cee0770fd47"/>
+    <w:bookmarkEnd w:id="112"/>
+    <w:bookmarkStart w:id="113" w:name="X4eb912eee9b8294a7a283c846e11cee0770fd47"/>
     <w:p>
       <w:pPr>
         <w:pStyle w:val="Heading3"/>
@@ -15399,8 +15399,8 @@
         </w:tc>
       </w:tr>
     </w:tbl>
-    <w:bookmarkEnd w:id="124"/>
-    <w:bookmarkStart w:id="125" w:name="Xc1d84dc8ad8dda9961c78a55a2839027d5bb7b0"/>
+    <w:bookmarkEnd w:id="113"/>
+    <w:bookmarkStart w:id="114" w:name="Xc1d84dc8ad8dda9961c78a55a2839027d5bb7b0"/>
     <w:p>
       <w:pPr>
         <w:pStyle w:val="Heading3"/>
@@ -15506,9 +15506,9 @@
         </w:pict>
       </w:r>
     </w:p>
-    <w:bookmarkEnd w:id="125"/>
-    <w:bookmarkEnd w:id="126"/>
-    <w:bookmarkStart w:id="131" w:name="X6848c1867020b1a1762e86be521a381177d7d4a"/>
+    <w:bookmarkEnd w:id="114"/>
+    <w:bookmarkEnd w:id="115"/>
+    <w:bookmarkStart w:id="120" w:name="X6848c1867020b1a1762e86be521a381177d7d4a"/>
     <w:p>
       <w:pPr>
         <w:pStyle w:val="Heading2"/>
@@ -15517,7 +15517,7 @@
         <w:t xml:space="preserve">24. Rate limiting et gestion d'erreurs</w:t>
       </w:r>
     </w:p>
-    <w:bookmarkStart w:id="127" w:name="Xece1850a4f040015b615268fbdbce50a34c801d"/>
+    <w:bookmarkStart w:id="116" w:name="Xece1850a4f040015b615268fbdbce50a34c801d"/>
     <w:p>
       <w:pPr>
         <w:pStyle w:val="Heading3"/>
@@ -15684,8 +15684,8 @@
         </w:tc>
       </w:tr>
     </w:tbl>
-    <w:bookmarkEnd w:id="127"/>
-    <w:bookmarkStart w:id="128" w:name="X3ff82b40c5e990991a340cdefe2497d2cd18638"/>
+    <w:bookmarkEnd w:id="116"/>
+    <w:bookmarkStart w:id="117" w:name="X3ff82b40c5e990991a340cdefe2497d2cd18638"/>
     <w:p>
       <w:pPr>
         <w:pStyle w:val="Heading3"/>
@@ -15780,8 +15780,8 @@
         </w:tc>
       </w:tr>
     </w:tbl>
-    <w:bookmarkEnd w:id="128"/>
-    <w:bookmarkStart w:id="129" w:name="Xef0ebfe5fca335c8a823535cb7687853897b583"/>
+    <w:bookmarkEnd w:id="117"/>
+    <w:bookmarkStart w:id="118" w:name="Xef0ebfe5fca335c8a823535cb7687853897b583"/>
     <w:p>
       <w:pPr>
         <w:pStyle w:val="Heading3"/>
@@ -15855,8 +15855,8 @@
         <w:t xml:space="preserve">Variables non configurées       → { success: false, reason: 'WhatsApp not configured' }</w:t>
       </w:r>
     </w:p>
-    <w:bookmarkEnd w:id="129"/>
-    <w:bookmarkStart w:id="130" w:name="Xd467a369b4bb24b0509f7ede8b78cafdfe918de"/>
+    <w:bookmarkEnd w:id="118"/>
+    <w:bookmarkStart w:id="119" w:name="Xd467a369b4bb24b0509f7ede8b78cafdfe918de"/>
     <w:p>
       <w:pPr>
         <w:pStyle w:val="Heading3"/>
@@ -15938,9 +15938,9 @@
         </w:pict>
       </w:r>
     </w:p>
-    <w:bookmarkEnd w:id="130"/>
-    <w:bookmarkEnd w:id="131"/>
-    <w:bookmarkStart w:id="135" w:name="Xc82326c0e3c3bf075dece2315addda7dc524453"/>
+    <w:bookmarkEnd w:id="119"/>
+    <w:bookmarkEnd w:id="120"/>
+    <w:bookmarkStart w:id="124" w:name="Xc82326c0e3c3bf075dece2315addda7dc524453"/>
     <w:p>
       <w:pPr>
         <w:pStyle w:val="Heading2"/>
@@ -15949,7 +15949,7 @@
         <w:t xml:space="preserve">25. Tests unitaires</w:t>
       </w:r>
     </w:p>
-    <w:bookmarkStart w:id="132" w:name="X4314fdd2abd569d5e4aa62f393eeaee8a8e5b2f"/>
+    <w:bookmarkStart w:id="121" w:name="X4314fdd2abd569d5e4aa62f393eeaee8a8e5b2f"/>
     <w:p>
       <w:pPr>
         <w:pStyle w:val="Heading3"/>
@@ -15969,8 +15969,8 @@
         <w:t xml:space="preserve">apps/api/src/modules/whatsapp/whatsapp.routes.test.ts</w:t>
       </w:r>
     </w:p>
-    <w:bookmarkEnd w:id="132"/>
-    <w:bookmarkStart w:id="133" w:name="X03315a5bd0ce20e327f7e1a7b75766b056fb3e7"/>
+    <w:bookmarkEnd w:id="121"/>
+    <w:bookmarkStart w:id="122" w:name="X03315a5bd0ce20e327f7e1a7b75766b056fb3e7"/>
     <w:p>
       <w:pPr>
         <w:pStyle w:val="Heading3"/>
@@ -16209,8 +16209,8 @@
         </w:tc>
       </w:tr>
     </w:tbl>
-    <w:bookmarkEnd w:id="133"/>
-    <w:bookmarkStart w:id="134" w:name="Xfc884bdf74bee8161b8c9bf80f2429bb7636d9a"/>
+    <w:bookmarkEnd w:id="122"/>
+    <w:bookmarkStart w:id="123" w:name="Xfc884bdf74bee8161b8c9bf80f2429bb7636d9a"/>
     <w:p>
       <w:pPr>
         <w:pStyle w:val="Heading3"/>
@@ -16294,9 +16294,9 @@
         </w:pict>
       </w:r>
     </w:p>
-    <w:bookmarkEnd w:id="134"/>
-    <w:bookmarkEnd w:id="135"/>
-    <w:bookmarkStart w:id="138" w:name="Xc8decc3564fa26f4fc1580eb1f60de71c7f4a7f"/>
+    <w:bookmarkEnd w:id="123"/>
+    <w:bookmarkEnd w:id="124"/>
+    <w:bookmarkStart w:id="127" w:name="Xc8decc3564fa26f4fc1580eb1f60de71c7f4a7f"/>
     <w:p>
       <w:pPr>
         <w:pStyle w:val="Heading2"/>
@@ -16305,7 +16305,7 @@
         <w:t xml:space="preserve">26. État de l'implémentation</w:t>
       </w:r>
     </w:p>
-    <w:bookmarkStart w:id="136" w:name="Xc1be764ff3107a8a245a82c37a48e685a4b99ff"/>
+    <w:bookmarkStart w:id="125" w:name="Xc1be764ff3107a8a245a82c37a48e685a4b99ff"/>
     <w:p>
       <w:pPr>
         <w:pStyle w:val="Heading3"/>
@@ -16782,8 +16782,8 @@
         </w:tc>
       </w:tr>
     </w:tbl>
-    <w:bookmarkEnd w:id="136"/>
-    <w:bookmarkStart w:id="137" w:name="Xec87fc82eeb47c2d36471c8609ba1355e9c1ab6"/>
+    <w:bookmarkEnd w:id="125"/>
+    <w:bookmarkStart w:id="126" w:name="Xec87fc82eeb47c2d36471c8609ba1355e9c1ab6"/>
     <w:p>
       <w:pPr>
         <w:pStyle w:val="Heading3"/>
@@ -17256,9 +17256,9 @@
         </w:pict>
       </w:r>
     </w:p>
-    <w:bookmarkEnd w:id="137"/>
-    <w:bookmarkEnd w:id="138"/>
-    <w:bookmarkStart w:id="143" w:name="Xf9c754f5b6077a59759c3c4f14f9dd86e7f1283"/>
+    <w:bookmarkEnd w:id="126"/>
+    <w:bookmarkEnd w:id="127"/>
+    <w:bookmarkStart w:id="132" w:name="Xf9c754f5b6077a59759c3c4f14f9dd86e7f1283"/>
     <w:p>
       <w:pPr>
         <w:pStyle w:val="Heading2"/>
@@ -17267,7 +17267,7 @@
         <w:t xml:space="preserve">27. Évolutions planifiées</w:t>
       </w:r>
     </w:p>
-    <w:bookmarkStart w:id="139" w:name="X75479873fe8905d6c1fbf72855c1dbcb757954c"/>
+    <w:bookmarkStart w:id="128" w:name="X75479873fe8905d6c1fbf72855c1dbcb757954c"/>
     <w:p>
       <w:pPr>
         <w:pStyle w:val="Heading3"/>
@@ -17404,8 +17404,8 @@
         <w:t xml:space="preserve">                                         pieces.ci/choose/abc123xyz"</w:t>
       </w:r>
     </w:p>
-    <w:bookmarkEnd w:id="139"/>
-    <w:bookmarkStart w:id="140" w:name="Xc1f25a64a7bc3be77b569ab41f6e87049abcce7"/>
+    <w:bookmarkEnd w:id="128"/>
+    <w:bookmarkStart w:id="129" w:name="Xc1f25a64a7bc3be77b569ab41f6e87049abcce7"/>
     <w:p>
       <w:pPr>
         <w:pStyle w:val="Heading3"/>
@@ -17533,8 +17533,8 @@
         <w:t xml:space="preserve">  → Log du résultat</w:t>
       </w:r>
     </w:p>
-    <w:bookmarkEnd w:id="140"/>
-    <w:bookmarkStart w:id="141" w:name="Xb4705a8ccd8f01a41421b82a78ab756bb0bec94"/>
+    <w:bookmarkEnd w:id="129"/>
+    <w:bookmarkStart w:id="130" w:name="Xb4705a8ccd8f01a41421b82a78ab756bb0bec94"/>
     <w:p>
       <w:pPr>
         <w:pStyle w:val="Heading3"/>
@@ -18208,8 +18208,8 @@
         <w:t xml:space="preserve">}</w:t>
       </w:r>
     </w:p>
-    <w:bookmarkEnd w:id="141"/>
-    <w:bookmarkStart w:id="142" w:name="X3fe5d78851ff828b39f543f76c66d1cb1f2fd8e"/>
+    <w:bookmarkEnd w:id="130"/>
+    <w:bookmarkStart w:id="131" w:name="X3fe5d78851ff828b39f543f76c66d1cb1f2fd8e"/>
     <w:p>
       <w:pPr>
         <w:pStyle w:val="Heading3"/>
@@ -18353,9 +18353,9 @@
         </w:pict>
       </w:r>
     </w:p>
-    <w:bookmarkEnd w:id="142"/>
-    <w:bookmarkEnd w:id="143"/>
-    <w:bookmarkStart w:id="147" w:name="Xb7d2f66978cb0123ee9097f850109aa9e896578"/>
+    <w:bookmarkEnd w:id="131"/>
+    <w:bookmarkEnd w:id="132"/>
+    <w:bookmarkStart w:id="136" w:name="Xb7d2f66978cb0123ee9097f850109aa9e896578"/>
     <w:p>
       <w:pPr>
         <w:pStyle w:val="Heading2"/>
@@ -18364,7 +18364,7 @@
         <w:t xml:space="preserve">28. Processus de soumission des templates Meta</w:t>
       </w:r>
     </w:p>
-    <w:bookmarkStart w:id="144" w:name="X68cd846c75d6813526ca6bf07abd2133b687b6d"/>
+    <w:bookmarkStart w:id="133" w:name="X68cd846c75d6813526ca6bf07abd2133b687b6d"/>
     <w:p>
       <w:pPr>
         <w:pStyle w:val="Heading3"/>
@@ -18469,8 +18469,8 @@
         <w:t xml:space="preserve">Soumettez pour approbation</w:t>
       </w:r>
     </w:p>
-    <w:bookmarkEnd w:id="144"/>
-    <w:bookmarkStart w:id="145" w:name="X77f4663d164dbbf6e0616c7433b05b7b402ebf6"/>
+    <w:bookmarkEnd w:id="133"/>
+    <w:bookmarkStart w:id="134" w:name="X77f4663d164dbbf6e0616c7433b05b7b402ebf6"/>
     <w:p>
       <w:pPr>
         <w:pStyle w:val="Heading3"/>
@@ -18613,8 +18613,8 @@
         </w:tc>
       </w:tr>
     </w:tbl>
-    <w:bookmarkEnd w:id="145"/>
-    <w:bookmarkStart w:id="146" w:name="X8f5df56c59cf75be15614be95d259acc601e0dc"/>
+    <w:bookmarkEnd w:id="134"/>
+    <w:bookmarkStart w:id="135" w:name="X8f5df56c59cf75be15614be95d259acc601e0dc"/>
     <w:p>
       <w:pPr>
         <w:pStyle w:val="Heading3"/>
@@ -18827,9 +18827,9 @@
         </w:pict>
       </w:r>
     </w:p>
-    <w:bookmarkEnd w:id="146"/>
-    <w:bookmarkEnd w:id="147"/>
-    <w:bookmarkStart w:id="151" w:name="X9537c32f9e8a8ea8bc96acd2fb82a0b27d15d1f"/>
+    <w:bookmarkEnd w:id="135"/>
+    <w:bookmarkEnd w:id="136"/>
+    <w:bookmarkStart w:id="140" w:name="X9537c32f9e8a8ea8bc96acd2fb82a0b27d15d1f"/>
     <w:p>
       <w:pPr>
         <w:pStyle w:val="Heading2"/>
@@ -18838,7 +18838,7 @@
         <w:t xml:space="preserve">29. Référence des fichiers</w:t>
       </w:r>
     </w:p>
-    <w:bookmarkStart w:id="148" w:name="Xd153be74de35dbea81da057cf184875c97fbe81"/>
+    <w:bookmarkStart w:id="137" w:name="Xd153be74de35dbea81da057cf184875c97fbe81"/>
     <w:p>
       <w:pPr>
         <w:pStyle w:val="Heading3"/>
@@ -19011,8 +19011,8 @@
         </w:tc>
       </w:tr>
     </w:tbl>
-    <w:bookmarkEnd w:id="148"/>
-    <w:bookmarkStart w:id="149" w:name="Xa0731fb50c1a162f42127de3d4d795ccbe9144c"/>
+    <w:bookmarkEnd w:id="137"/>
+    <w:bookmarkStart w:id="138" w:name="Xa0731fb50c1a162f42127de3d4d795ccbe9144c"/>
     <w:p>
       <w:pPr>
         <w:pStyle w:val="Heading3"/>
@@ -19185,8 +19185,8 @@
         </w:tc>
       </w:tr>
     </w:tbl>
-    <w:bookmarkEnd w:id="149"/>
-    <w:bookmarkStart w:id="150" w:name="X5647d834178a804c4eb416a651afd1b79b8ac62"/>
+    <w:bookmarkEnd w:id="138"/>
+    <w:bookmarkStart w:id="139" w:name="X5647d834178a804c4eb416a651afd1b79b8ac62"/>
     <w:p>
       <w:pPr>
         <w:pStyle w:val="Heading3"/>
@@ -19442,387 +19442,391 @@
         </w:pict>
       </w:r>
     </w:p>
+    <w:bookmarkEnd w:id="139"/>
+    <w:bookmarkEnd w:id="140"/>
+    <w:bookmarkStart w:id="151" w:name="X4e5232258a423d7bae0dde312cb8eecedd06c89"/>
+    <w:p>
+      <w:pPr>
+        <w:pStyle w:val="Heading2"/>
+      </w:pPr>
+      <w:r>
+        <w:t xml:space="preserve">30. FAQ technique</w:t>
+      </w:r>
+    </w:p>
+    <w:bookmarkStart w:id="141" w:name="X88786774942ef6791fae7a5890814231a6dc569"/>
+    <w:p>
+      <w:pPr>
+        <w:pStyle w:val="Heading3"/>
+      </w:pPr>
+      <w:r>
+        <w:t xml:space="preserve">Q : Le bot peut-il fonctionner sans les variables WhatsApp configurées ?</w:t>
+      </w:r>
+    </w:p>
+    <w:p>
+      <w:pPr>
+        <w:pStyle w:val="FirstParagraph"/>
+      </w:pPr>
+      <w:r>
+        <w:rPr>
+          <w:b/>
+          <w:bCs/>
+        </w:rPr>
+        <w:t xml:space="preserve">R :</w:t>
+      </w:r>
+      <w:r>
+        <w:t xml:space="preserve"> </w:t>
+      </w:r>
+      <w:r>
+        <w:t xml:space="preserve">Oui. Le bot démarre sans erreur. Les messages entrants sont traités mais les réponses ne sont pas envoyées (</w:t>
+      </w:r>
+      <w:r>
+        <w:rPr>
+          <w:rStyle w:val="VerbatimChar"/>
+        </w:rPr>
+        <w:t xml:space="preserve">{ success: false, reason: 'WhatsApp not configured' }</w:t>
+      </w:r>
+      <w:r>
+        <w:t xml:space="preserve">). C'est une dégradation gracieuse.</w:t>
+      </w:r>
+    </w:p>
+    <w:bookmarkEnd w:id="141"/>
+    <w:bookmarkStart w:id="142" w:name="X6d31fcc80828167e2fcb4955bf04a0d935670f5"/>
+    <w:p>
+      <w:pPr>
+        <w:pStyle w:val="Heading3"/>
+      </w:pPr>
+      <w:r>
+        <w:t xml:space="preserve">Q : Les templates doivent-ils être approuvés avant le test ?</w:t>
+      </w:r>
+    </w:p>
+    <w:p>
+      <w:pPr>
+        <w:pStyle w:val="FirstParagraph"/>
+      </w:pPr>
+      <w:r>
+        <w:rPr>
+          <w:b/>
+          <w:bCs/>
+        </w:rPr>
+        <w:t xml:space="preserve">R :</w:t>
+      </w:r>
+      <w:r>
+        <w:t xml:space="preserve"> </w:t>
+      </w:r>
+      <w:r>
+        <w:t xml:space="preserve">Non. Pour le développement, vous pouvez envoyer des messages texte simples (pas de templates) aux numéros enregistrés dans votre sandbox Meta. Les templates sont nécessaires pour les messages proactifs en production.</w:t>
+      </w:r>
+    </w:p>
+    <w:bookmarkEnd w:id="142"/>
+    <w:bookmarkStart w:id="143" w:name="q--comment-tester-le-webhook-localement-"/>
+    <w:p>
+      <w:pPr>
+        <w:pStyle w:val="Heading3"/>
+      </w:pPr>
+      <w:r>
+        <w:t xml:space="preserve">Q : Comment tester le webhook localement ?</w:t>
+      </w:r>
+    </w:p>
+    <w:p>
+      <w:pPr>
+        <w:pStyle w:val="FirstParagraph"/>
+      </w:pPr>
+      <w:r>
+        <w:rPr>
+          <w:b/>
+          <w:bCs/>
+        </w:rPr>
+        <w:t xml:space="preserve">R :</w:t>
+      </w:r>
+      <w:r>
+        <w:t xml:space="preserve"> </w:t>
+      </w:r>
+      <w:r>
+        <w:t xml:space="preserve">Utilisez un tunnel (ngrok, Cloudflare Tunnel) pour exposer votre serveur local :</w:t>
+      </w:r>
+    </w:p>
+    <w:p>
+      <w:pPr>
+        <w:pStyle w:val="SourceCode"/>
+      </w:pPr>
+      <w:r>
+        <w:rPr>
+          <w:rStyle w:val="ExtensionTok"/>
+        </w:rPr>
+        <w:t xml:space="preserve">ngrok</w:t>
+      </w:r>
+      <w:r>
+        <w:rPr>
+          <w:rStyle w:val="NormalTok"/>
+        </w:rPr>
+        <w:t xml:space="preserve"> http 3001</w:t>
+      </w:r>
+    </w:p>
+    <w:p>
+      <w:pPr>
+        <w:pStyle w:val="FirstParagraph"/>
+      </w:pPr>
+      <w:r>
+        <w:t xml:space="preserve">Puis configurez l'URL du webhook dans le WhatsApp Business Manager :</w:t>
+      </w:r>
+      <w:r>
+        <w:t xml:space="preserve"> </w:t>
+      </w:r>
+      <w:r>
+        <w:rPr>
+          <w:rStyle w:val="VerbatimChar"/>
+        </w:rPr>
+        <w:t xml:space="preserve">https://xxx.ngrok.io/api/v1/whatsapp/webhook</w:t>
+      </w:r>
+    </w:p>
+    <w:bookmarkEnd w:id="143"/>
+    <w:bookmarkStart w:id="144" w:name="X8d0966445190f4e482ccf9bd30dea5132a1f9c9"/>
+    <w:p>
+      <w:pPr>
+        <w:pStyle w:val="Heading3"/>
+      </w:pPr>
+      <w:r>
+        <w:t xml:space="preserve">Q : Que se passe-t-il si Meta renvoie le même message ?</w:t>
+      </w:r>
+    </w:p>
+    <w:p>
+      <w:pPr>
+        <w:pStyle w:val="FirstParagraph"/>
+      </w:pPr>
+      <w:r>
+        <w:rPr>
+          <w:b/>
+          <w:bCs/>
+        </w:rPr>
+        <w:t xml:space="preserve">R :</w:t>
+      </w:r>
+      <w:r>
+        <w:t xml:space="preserve"> </w:t>
+      </w:r>
+      <w:r>
+        <w:t xml:space="preserve">Le serveur retourne toujours 200 OK, même en cas d'erreur de traitement. Cela empêche Meta de renvoyer le message. Le bot est idempotent — traiter le même message deux fois produit le même résultat.</w:t>
+      </w:r>
+    </w:p>
+    <w:bookmarkEnd w:id="144"/>
+    <w:bookmarkStart w:id="145" w:name="Xc0322ae853d009f1746354542bd189a2358f29e"/>
+    <w:p>
+      <w:pPr>
+        <w:pStyle w:val="Heading3"/>
+      </w:pPr>
+      <w:r>
+        <w:t xml:space="preserve">Q : Le bot gère-t-il les conversations de groupe ?</w:t>
+      </w:r>
+    </w:p>
+    <w:p>
+      <w:pPr>
+        <w:pStyle w:val="FirstParagraph"/>
+      </w:pPr>
+      <w:r>
+        <w:rPr>
+          <w:b/>
+          <w:bCs/>
+        </w:rPr>
+        <w:t xml:space="preserve">R :</w:t>
+      </w:r>
+      <w:r>
+        <w:t xml:space="preserve"> </w:t>
+      </w:r>
+      <w:r>
+        <w:t xml:space="preserve">Non. Le bot traite uniquement les messages individuels (1:1). Les messages de groupe WhatsApp ne sont pas supportés par la Meta Cloud API pour les comptes business.</w:t>
+      </w:r>
+    </w:p>
+    <w:bookmarkEnd w:id="145"/>
+    <w:bookmarkStart w:id="146" w:name="X0a254c9c1011919fdb0232a1d455fd69196474d"/>
+    <w:p>
+      <w:pPr>
+        <w:pStyle w:val="Heading3"/>
+      </w:pPr>
+      <w:r>
+        <w:t xml:space="preserve">Q : Quelle est la différence entre messages UTILITY et MARKETING ?</w:t>
+      </w:r>
+    </w:p>
+    <w:p>
+      <w:pPr>
+        <w:pStyle w:val="FirstParagraph"/>
+      </w:pPr>
+      <w:r>
+        <w:rPr>
+          <w:b/>
+          <w:bCs/>
+        </w:rPr>
+        <w:t xml:space="preserve">R :</w:t>
+      </w:r>
+      <w:r>
+        <w:t xml:space="preserve"> </w:t>
+      </w:r>
+      <w:r>
+        <w:t xml:space="preserve">Les templates</w:t>
+      </w:r>
+      <w:r>
+        <w:t xml:space="preserve"> </w:t>
+      </w:r>
+      <w:r>
+        <w:rPr>
+          <w:b/>
+          <w:bCs/>
+        </w:rPr>
+        <w:t xml:space="preserve">UTILITY</w:t>
+      </w:r>
+      <w:r>
+        <w:t xml:space="preserve"> </w:t>
+      </w:r>
+      <w:r>
+        <w:t xml:space="preserve">concernent les transactions (confirmations, livraisons). Les templates</w:t>
+      </w:r>
+      <w:r>
+        <w:t xml:space="preserve"> </w:t>
+      </w:r>
+      <w:r>
+        <w:rPr>
+          <w:b/>
+          <w:bCs/>
+        </w:rPr>
+        <w:t xml:space="preserve">MARKETING</w:t>
+      </w:r>
+      <w:r>
+        <w:t xml:space="preserve"> </w:t>
+      </w:r>
+      <w:r>
+        <w:t xml:space="preserve">concernent les recommandations et offres. Meta applique des tarifs différents et des règles d'opt-in plus strictes pour MARKETING.</w:t>
+      </w:r>
+    </w:p>
+    <w:bookmarkEnd w:id="146"/>
+    <w:bookmarkStart w:id="147" w:name="Xc168ea45bb60f26cefd0bf323a1750d05cef4c1"/>
+    <w:p>
+      <w:pPr>
+        <w:pStyle w:val="Heading3"/>
+      </w:pPr>
+      <w:r>
+        <w:t xml:space="preserve">Q : Comment ajouter une nouvelle commande au bot ?</w:t>
+      </w:r>
+    </w:p>
+    <w:p>
+      <w:pPr>
+        <w:pStyle w:val="FirstParagraph"/>
+      </w:pPr>
+      <w:r>
+        <w:rPr>
+          <w:b/>
+          <w:bCs/>
+        </w:rPr>
+        <w:t xml:space="preserve">R :</w:t>
+      </w:r>
+      <w:r>
+        <w:t xml:space="preserve"> </w:t>
+      </w:r>
+      <w:r>
+        <w:t xml:space="preserve">Modifiez la logique de routage dans</w:t>
+      </w:r>
+      <w:r>
+        <w:t xml:space="preserve"> </w:t>
+      </w:r>
+      <w:r>
+        <w:rPr>
+          <w:rStyle w:val="VerbatimChar"/>
+        </w:rPr>
+        <w:t xml:space="preserve">whatsapp.service.ts</w:t>
+      </w:r>
+      <w:r>
+        <w:t xml:space="preserve">. Ajoutez un nouveau cas dans la chaîne if/else du parseur de commandes. Pas de configuration externe nécessaire.</w:t>
+      </w:r>
+    </w:p>
+    <w:bookmarkEnd w:id="147"/>
+    <w:bookmarkStart w:id="148" w:name="X1c529975f028d75660ce30cd949a917693bb98d"/>
+    <w:p>
+      <w:pPr>
+        <w:pStyle w:val="Heading3"/>
+      </w:pPr>
+      <w:r>
+        <w:t xml:space="preserve">Q : Le bot supporte-t-il les réponses rapides (quick replies) ?</w:t>
+      </w:r>
+    </w:p>
+    <w:p>
+      <w:pPr>
+        <w:pStyle w:val="FirstParagraph"/>
+      </w:pPr>
+      <w:r>
+        <w:rPr>
+          <w:b/>
+          <w:bCs/>
+        </w:rPr>
+        <w:t xml:space="preserve">R :</w:t>
+      </w:r>
+      <w:r>
+        <w:t xml:space="preserve"> </w:t>
+      </w:r>
+      <w:r>
+        <w:t xml:space="preserve">Pas encore en v1. Les messages interactifs WhatsApp (boutons, listes) sont prévus pour la Phase 2. Actuellement, le bot attend des réponses textuelles simples.</w:t>
+      </w:r>
+    </w:p>
+    <w:bookmarkEnd w:id="148"/>
+    <w:bookmarkStart w:id="149" w:name="Xfbee044a478a1494a11a9b7cc3fec987ca2d698"/>
+    <w:p>
+      <w:pPr>
+        <w:pStyle w:val="Heading3"/>
+      </w:pPr>
+      <w:r>
+        <w:t xml:space="preserve">Q : Comment monitorer les envois WhatsApp ?</w:t>
+      </w:r>
+    </w:p>
+    <w:p>
+      <w:pPr>
+        <w:pStyle w:val="FirstParagraph"/>
+      </w:pPr>
+      <w:r>
+        <w:rPr>
+          <w:b/>
+          <w:bCs/>
+        </w:rPr>
+        <w:t xml:space="preserve">R :</w:t>
+      </w:r>
+      <w:r>
+        <w:t xml:space="preserve"> </w:t>
+      </w:r>
+      <w:r>
+        <w:t xml:space="preserve">En v1, les erreurs d'envoi sont logguées dans la sortie standard du serveur Fastify. Un dashboard de monitoring est prévu avec l'implémentation de la file d'attente pgqueue en Phase 2.</w:t>
+      </w:r>
+    </w:p>
+    <w:bookmarkEnd w:id="149"/>
+    <w:bookmarkStart w:id="150" w:name="X20ce88d2c693c073562a4259cacf0a5e8ddc453"/>
+    <w:p>
+      <w:pPr>
+        <w:pStyle w:val="Heading3"/>
+      </w:pPr>
+      <w:r>
+        <w:t xml:space="preserve">Q : Le bot peut-il envoyer des médias (images, documents) ?</w:t>
+      </w:r>
+    </w:p>
+    <w:p>
+      <w:pPr>
+        <w:pStyle w:val="FirstParagraph"/>
+      </w:pPr>
+      <w:r>
+        <w:rPr>
+          <w:b/>
+          <w:bCs/>
+        </w:rPr>
+        <w:t xml:space="preserve">R :</w:t>
+      </w:r>
+      <w:r>
+        <w:t xml:space="preserve"> </w:t>
+      </w:r>
+      <w:r>
+        <w:t xml:space="preserve">L'infrastructure Meta Cloud API le permet, mais ce n'est pas encore implémenté dans Pièces v1. L'envoi d'images (résultats d'identification IA) est prévu pour la Phase 2.</w:t>
+      </w:r>
+    </w:p>
     <w:bookmarkEnd w:id="150"/>
     <w:bookmarkEnd w:id="151"/>
-    <w:bookmarkStart w:id="162" w:name="X4e5232258a423d7bae0dde312cb8eecedd06c89"/>
-    <w:p>
-      <w:pPr>
-        <w:pStyle w:val="Heading2"/>
-      </w:pPr>
-      <w:r>
-        <w:t xml:space="preserve">30. FAQ technique</w:t>
-      </w:r>
-    </w:p>
-    <w:bookmarkStart w:id="152" w:name="X88786774942ef6791fae7a5890814231a6dc569"/>
-    <w:p>
-      <w:pPr>
-        <w:pStyle w:val="Heading3"/>
-      </w:pPr>
-      <w:r>
-        <w:t xml:space="preserve">Q : Le bot peut-il fonctionner sans les variables WhatsApp configurées ?</w:t>
-      </w:r>
-    </w:p>
-    <w:p>
-      <w:pPr>
-        <w:pStyle w:val="FirstParagraph"/>
-      </w:pPr>
-      <w:r>
-        <w:rPr>
-          <w:b/>
-          <w:bCs/>
-        </w:rPr>
-        <w:t xml:space="preserve">R :</w:t>
-      </w:r>
-      <w:r>
-        <w:t xml:space="preserve"> </w:t>
-      </w:r>
-      <w:r>
-        <w:t xml:space="preserve">Oui. Le bot démarre sans erreur. Les messages entrants sont traités mais les réponses ne sont pas envoyées (</w:t>
-      </w:r>
-      <w:r>
-        <w:rPr>
-          <w:rStyle w:val="VerbatimChar"/>
-        </w:rPr>
-        <w:t xml:space="preserve">{ success: false, reason: 'WhatsApp not configured' }</w:t>
-      </w:r>
-      <w:r>
-        <w:t xml:space="preserve">). C'est une dégradation gracieuse.</w:t>
-      </w:r>
-    </w:p>
     <w:bookmarkEnd w:id="152"/>
-    <w:bookmarkStart w:id="153" w:name="X6d31fcc80828167e2fcb4955bf04a0d935670f5"/>
-    <w:p>
-      <w:pPr>
-        <w:pStyle w:val="Heading3"/>
-      </w:pPr>
-      <w:r>
-        <w:t xml:space="preserve">Q : Les templates doivent-ils être approuvés avant le test ?</w:t>
-      </w:r>
-    </w:p>
-    <w:p>
-      <w:pPr>
-        <w:pStyle w:val="FirstParagraph"/>
-      </w:pPr>
-      <w:r>
-        <w:rPr>
-          <w:b/>
-          <w:bCs/>
-        </w:rPr>
-        <w:t xml:space="preserve">R :</w:t>
-      </w:r>
-      <w:r>
-        <w:t xml:space="preserve"> </w:t>
-      </w:r>
-      <w:r>
-        <w:t xml:space="preserve">Non. Pour le développement, vous pouvez envoyer des messages texte simples (pas de templates) aux numéros enregistrés dans votre sandbox Meta. Les templates sont nécessaires pour les messages proactifs en production.</w:t>
-      </w:r>
-    </w:p>
-    <w:bookmarkEnd w:id="153"/>
-    <w:bookmarkStart w:id="154" w:name="q--comment-tester-le-webhook-localement-"/>
-    <w:p>
-      <w:pPr>
-        <w:pStyle w:val="Heading3"/>
-      </w:pPr>
-      <w:r>
-        <w:t xml:space="preserve">Q : Comment tester le webhook localement ?</w:t>
-      </w:r>
-    </w:p>
-    <w:p>
-      <w:pPr>
-        <w:pStyle w:val="FirstParagraph"/>
-      </w:pPr>
-      <w:r>
-        <w:rPr>
-          <w:b/>
-          <w:bCs/>
-        </w:rPr>
-        <w:t xml:space="preserve">R :</w:t>
-      </w:r>
-      <w:r>
-        <w:t xml:space="preserve"> </w:t>
-      </w:r>
-      <w:r>
-        <w:t xml:space="preserve">Utilisez un tunnel (ngrok, Cloudflare Tunnel) pour exposer votre serveur local :</w:t>
-      </w:r>
-    </w:p>
-    <w:p>
-      <w:pPr>
-        <w:pStyle w:val="SourceCode"/>
-      </w:pPr>
-      <w:r>
-        <w:rPr>
-          <w:rStyle w:val="ExtensionTok"/>
-        </w:rPr>
-        <w:t xml:space="preserve">ngrok</w:t>
-      </w:r>
-      <w:r>
-        <w:rPr>
-          <w:rStyle w:val="NormalTok"/>
-        </w:rPr>
-        <w:t xml:space="preserve"> http 3001</w:t>
-      </w:r>
-    </w:p>
-    <w:p>
-      <w:pPr>
-        <w:pStyle w:val="FirstParagraph"/>
-      </w:pPr>
-      <w:r>
-        <w:t xml:space="preserve">Puis configurez l'URL du webhook dans le WhatsApp Business Manager :</w:t>
-      </w:r>
-      <w:r>
-        <w:t xml:space="preserve"> </w:t>
-      </w:r>
-      <w:r>
-        <w:rPr>
-          <w:rStyle w:val="VerbatimChar"/>
-        </w:rPr>
-        <w:t xml:space="preserve">https://xxx.ngrok.io/api/v1/whatsapp/webhook</w:t>
-      </w:r>
-    </w:p>
-    <w:bookmarkEnd w:id="154"/>
-    <w:bookmarkStart w:id="155" w:name="X8d0966445190f4e482ccf9bd30dea5132a1f9c9"/>
-    <w:p>
-      <w:pPr>
-        <w:pStyle w:val="Heading3"/>
-      </w:pPr>
-      <w:r>
-        <w:t xml:space="preserve">Q : Que se passe-t-il si Meta renvoie le même message ?</w:t>
-      </w:r>
-    </w:p>
-    <w:p>
-      <w:pPr>
-        <w:pStyle w:val="FirstParagraph"/>
-      </w:pPr>
-      <w:r>
-        <w:rPr>
-          <w:b/>
-          <w:bCs/>
-        </w:rPr>
-        <w:t xml:space="preserve">R :</w:t>
-      </w:r>
-      <w:r>
-        <w:t xml:space="preserve"> </w:t>
-      </w:r>
-      <w:r>
-        <w:t xml:space="preserve">Le serveur retourne toujours 200 OK, même en cas d'erreur de traitement. Cela empêche Meta de renvoyer le message. Le bot est idempotent — traiter le même message deux fois produit le même résultat.</w:t>
-      </w:r>
-    </w:p>
-    <w:bookmarkEnd w:id="155"/>
-    <w:bookmarkStart w:id="156" w:name="Xc0322ae853d009f1746354542bd189a2358f29e"/>
-    <w:p>
-      <w:pPr>
-        <w:pStyle w:val="Heading3"/>
-      </w:pPr>
-      <w:r>
-        <w:t xml:space="preserve">Q : Le bot gère-t-il les conversations de groupe ?</w:t>
-      </w:r>
-    </w:p>
-    <w:p>
-      <w:pPr>
-        <w:pStyle w:val="FirstParagraph"/>
-      </w:pPr>
-      <w:r>
-        <w:rPr>
-          <w:b/>
-          <w:bCs/>
-        </w:rPr>
-        <w:t xml:space="preserve">R :</w:t>
-      </w:r>
-      <w:r>
-        <w:t xml:space="preserve"> </w:t>
-      </w:r>
-      <w:r>
-        <w:t xml:space="preserve">Non. Le bot traite uniquement les messages individuels (1:1). Les messages de groupe WhatsApp ne sont pas supportés par la Meta Cloud API pour les comptes business.</w:t>
-      </w:r>
-    </w:p>
-    <w:bookmarkEnd w:id="156"/>
-    <w:bookmarkStart w:id="157" w:name="X0a254c9c1011919fdb0232a1d455fd69196474d"/>
-    <w:p>
-      <w:pPr>
-        <w:pStyle w:val="Heading3"/>
-      </w:pPr>
-      <w:r>
-        <w:t xml:space="preserve">Q : Quelle est la différence entre messages UTILITY et MARKETING ?</w:t>
-      </w:r>
-    </w:p>
-    <w:p>
-      <w:pPr>
-        <w:pStyle w:val="FirstParagraph"/>
-      </w:pPr>
-      <w:r>
-        <w:rPr>
-          <w:b/>
-          <w:bCs/>
-        </w:rPr>
-        <w:t xml:space="preserve">R :</w:t>
-      </w:r>
-      <w:r>
-        <w:t xml:space="preserve"> </w:t>
-      </w:r>
-      <w:r>
-        <w:t xml:space="preserve">Les templates</w:t>
-      </w:r>
-      <w:r>
-        <w:t xml:space="preserve"> </w:t>
-      </w:r>
-      <w:r>
-        <w:rPr>
-          <w:b/>
-          <w:bCs/>
-        </w:rPr>
-        <w:t xml:space="preserve">UTILITY</w:t>
-      </w:r>
-      <w:r>
-        <w:t xml:space="preserve"> </w:t>
-      </w:r>
-      <w:r>
-        <w:t xml:space="preserve">concernent les transactions (confirmations, livraisons). Les templates</w:t>
-      </w:r>
-      <w:r>
-        <w:t xml:space="preserve"> </w:t>
-      </w:r>
-      <w:r>
-        <w:rPr>
-          <w:b/>
-          <w:bCs/>
-        </w:rPr>
-        <w:t xml:space="preserve">MARKETING</w:t>
-      </w:r>
-      <w:r>
-        <w:t xml:space="preserve"> </w:t>
-      </w:r>
-      <w:r>
-        <w:t xml:space="preserve">concernent les recommandations et offres. Meta applique des tarifs différents et des règles d'opt-in plus strictes pour MARKETING.</w:t>
-      </w:r>
-    </w:p>
-    <w:bookmarkEnd w:id="157"/>
-    <w:bookmarkStart w:id="158" w:name="Xc168ea45bb60f26cefd0bf323a1750d05cef4c1"/>
-    <w:p>
-      <w:pPr>
-        <w:pStyle w:val="Heading3"/>
-      </w:pPr>
-      <w:r>
-        <w:t xml:space="preserve">Q : Comment ajouter une nouvelle commande au bot ?</w:t>
-      </w:r>
-    </w:p>
-    <w:p>
-      <w:pPr>
-        <w:pStyle w:val="FirstParagraph"/>
-      </w:pPr>
-      <w:r>
-        <w:rPr>
-          <w:b/>
-          <w:bCs/>
-        </w:rPr>
-        <w:t xml:space="preserve">R :</w:t>
-      </w:r>
-      <w:r>
-        <w:t xml:space="preserve"> </w:t>
-      </w:r>
-      <w:r>
-        <w:t xml:space="preserve">Modifiez la logique de routage dans</w:t>
-      </w:r>
-      <w:r>
-        <w:t xml:space="preserve"> </w:t>
-      </w:r>
-      <w:r>
-        <w:rPr>
-          <w:rStyle w:val="VerbatimChar"/>
-        </w:rPr>
-        <w:t xml:space="preserve">whatsapp.service.ts</w:t>
-      </w:r>
-      <w:r>
-        <w:t xml:space="preserve">. Ajoutez un nouveau cas dans la chaîne if/else du parseur de commandes. Pas de configuration externe nécessaire.</w:t>
-      </w:r>
-    </w:p>
-    <w:bookmarkEnd w:id="158"/>
-    <w:bookmarkStart w:id="159" w:name="X1c529975f028d75660ce30cd949a917693bb98d"/>
-    <w:p>
-      <w:pPr>
-        <w:pStyle w:val="Heading3"/>
-      </w:pPr>
-      <w:r>
-        <w:t xml:space="preserve">Q : Le bot supporte-t-il les réponses rapides (quick replies) ?</w:t>
-      </w:r>
-    </w:p>
-    <w:p>
-      <w:pPr>
-        <w:pStyle w:val="FirstParagraph"/>
-      </w:pPr>
-      <w:r>
-        <w:rPr>
-          <w:b/>
-          <w:bCs/>
-        </w:rPr>
-        <w:t xml:space="preserve">R :</w:t>
-      </w:r>
-      <w:r>
-        <w:t xml:space="preserve"> </w:t>
-      </w:r>
-      <w:r>
-        <w:t xml:space="preserve">Pas encore en v1. Les messages interactifs WhatsApp (boutons, listes) sont prévus pour la Phase 2. Actuellement, le bot attend des réponses textuelles simples.</w:t>
-      </w:r>
-    </w:p>
-    <w:bookmarkEnd w:id="159"/>
-    <w:bookmarkStart w:id="160" w:name="Xfbee044a478a1494a11a9b7cc3fec987ca2d698"/>
-    <w:p>
-      <w:pPr>
-        <w:pStyle w:val="Heading3"/>
-      </w:pPr>
-      <w:r>
-        <w:t xml:space="preserve">Q : Comment monitorer les envois WhatsApp ?</w:t>
-      </w:r>
-    </w:p>
-    <w:p>
-      <w:pPr>
-        <w:pStyle w:val="FirstParagraph"/>
-      </w:pPr>
-      <w:r>
-        <w:rPr>
-          <w:b/>
-          <w:bCs/>
-        </w:rPr>
-        <w:t xml:space="preserve">R :</w:t>
-      </w:r>
-      <w:r>
-        <w:t xml:space="preserve"> </w:t>
-      </w:r>
-      <w:r>
-        <w:t xml:space="preserve">En v1, les erreurs d'envoi sont logguées dans la sortie standard du serveur Fastify. Un dashboard de monitoring est prévu avec l'implémentation de la file d'attente pgqueue en Phase 2.</w:t>
-      </w:r>
-    </w:p>
-    <w:bookmarkEnd w:id="160"/>
-    <w:bookmarkStart w:id="161" w:name="X20ce88d2c693c073562a4259cacf0a5e8ddc453"/>
-    <w:p>
-      <w:pPr>
-        <w:pStyle w:val="Heading3"/>
-      </w:pPr>
-      <w:r>
-        <w:t xml:space="preserve">Q : Le bot peut-il envoyer des médias (images, documents) ?</w:t>
-      </w:r>
-    </w:p>
-    <w:p>
-      <w:pPr>
-        <w:pStyle w:val="FirstParagraph"/>
-      </w:pPr>
-      <w:r>
-        <w:rPr>
-          <w:b/>
-          <w:bCs/>
-        </w:rPr>
-        <w:t xml:space="preserve">R :</w:t>
-      </w:r>
-      <w:r>
-        <w:t xml:space="preserve"> </w:t>
-      </w:r>
-      <w:r>
-        <w:t xml:space="preserve">L'infrastructure Meta Cloud API le permet, mais ce n'est pas encore implémenté dans Pièces v1. L'envoi d'images (résultats d'identification IA) est prévu pour la Phase 2.</w:t>
-      </w:r>
-    </w:p>
-    <w:bookmarkEnd w:id="161"/>
-    <w:bookmarkEnd w:id="162"/>
-    <w:bookmarkEnd w:id="163"/>
-    <w:sectPr/>
+    <w:sectPr>
+      <w:footnotePr>
+        <w:numRestart w:val="eachSect"/>
+      </w:footnotePr>
+    </w:sectPr>
   </w:body>
 </w:document>
 </file>
@@ -20199,10 +20203,10 @@
   <w:docDefaults>
     <w:rPrDefault>
       <w:rPr>
-        <w:rFonts w:asciiTheme="minorHAnsi" w:cstheme="minorBidi" w:eastAsiaTheme="minorHAnsi" w:hAnsiTheme="minorHAnsi"/>
+        <w:rFonts w:asciiTheme="minorHAnsi" w:cstheme="minorBidi" w:eastAsiaTheme="minorEastAsia" w:hAnsiTheme="minorHAnsi"/>
         <w:sz w:val="24"/>
         <w:szCs w:val="24"/>
-        <w:lang w:bidi="ar-SA" w:eastAsia="en-US" w:val="en-US"/>
+        <w:lang w:bidi="ar-SA" w:eastAsia="zh-CN" w:val="en-US"/>
       </w:rPr>
     </w:rPrDefault>
     <w:pPrDefault>
@@ -20254,8 +20258,6 @@
     </w:pPr>
     <w:rPr>
       <w:rFonts w:asciiTheme="majorHAnsi" w:cstheme="majorBidi" w:eastAsiaTheme="majorEastAsia" w:hAnsiTheme="majorHAnsi"/>
-      <w:spacing w:val="-10"/>
-      <w:kern w:val="28"/>
       <w:sz w:val="56"/>
       <w:szCs w:val="56"/>
     </w:rPr>
@@ -20268,8 +20270,6 @@
     <w:rsid w:val="00A10FD9"/>
     <w:rPr>
       <w:rFonts w:asciiTheme="majorHAnsi" w:cstheme="majorBidi" w:eastAsiaTheme="majorEastAsia" w:hAnsiTheme="majorHAnsi"/>
-      <w:spacing w:val="-10"/>
-      <w:kern w:val="28"/>
       <w:sz w:val="56"/>
       <w:szCs w:val="56"/>
     </w:rPr>
@@ -20310,23 +20310,31 @@
   </w:style>
   <w:style w:customStyle="1" w:styleId="Author" w:type="paragraph">
     <w:name w:val="Author"/>
+    <w:basedOn w:val="Title"/>
     <w:next w:val="BodyText"/>
     <w:qFormat/>
     <w:pPr>
       <w:keepNext/>
       <w:keepLines/>
-      <w:jc w:val="center"/>
     </w:pPr>
+    <w:rPr>
+      <w:sz w:val="24"/>
+      <w:szCs w:val="24"/>
+    </w:rPr>
   </w:style>
   <w:style w:styleId="Date" w:type="paragraph">
     <w:name w:val="Date"/>
+    <w:basedOn w:val="Title"/>
     <w:next w:val="BodyText"/>
     <w:qFormat/>
     <w:pPr>
       <w:keepNext/>
       <w:keepLines/>
-      <w:jc w:val="center"/>
     </w:pPr>
+    <w:rPr>
+      <w:sz w:val="24"/>
+      <w:szCs w:val="24"/>
+    </w:rPr>
   </w:style>
   <w:style w:customStyle="1" w:styleId="AbstractTitle" w:type="paragraph">
     <w:name w:val="Abstract Title"/>
@@ -20739,13 +20747,6 @@
       </w:tblCellMar>
     </w:tblPr>
     <w:tblStylePr w:type="firstRow">
-      <w:tblPr>
-        <w:jc w:val="left"/>
-        <w:tblInd w:type="dxa" w:w="0"/>
-      </w:tblPr>
-      <w:trPr>
-        <w:jc w:val="left"/>
-      </w:trPr>
       <w:tcPr>
         <w:tcBorders>
           <w:bottom w:val="single"/>
